--- a/Kim11-2-12-Asidik-Bazik-Urunler.docx
+++ b/Kim11-2-12-Asidik-Bazik-Urunler.docx
@@ -88,7 +88,7 @@
                 <w:rFonts w:ascii="Times New Roman" w:hAnsi="Times New Roman" w:cs="Times New Roman"/>
                 <w:lang w:val="tr-TR"/>
               </w:rPr>
-              <w:t xml:space="preserve">GÖRSEL ALANI (Shutterstock’tan seçilecek)</w:t>
+              <w:t xml:space="preserve">GÖRSEL ALANI (Shutterstock)</w:t>
             </w:r>
           </w:p>
           <w:p>
@@ -120,23 +120,7 @@
                 <w:rFonts w:ascii="Times New Roman" w:hAnsi="Times New Roman" w:cs="Times New Roman"/>
                 <w:lang w:val="tr-TR"/>
               </w:rPr>
-              <w:t xml:space="preserve">Shutterstock arama: “toothpaste mouthwash soap bathroom shelf”</w:t>
-            </w:r>
-          </w:p>
-          <w:p>
-            <w:pPr>
-              <w:jc w:val="both"/>
-              <w:rPr>
-                <w:rFonts w:ascii="Times New Roman" w:hAnsi="Times New Roman" w:cs="Times New Roman"/>
-                <w:lang w:val="tr-TR"/>
-              </w:rPr>
-            </w:pPr>
-            <w:r>
-              <w:rPr>
-                <w:rFonts w:ascii="Times New Roman" w:hAnsi="Times New Roman" w:cs="Times New Roman"/>
-                <w:lang w:val="tr-TR"/>
-              </w:rPr>
-              <w:t xml:space="preserve">Shutter ID: ……………</w:t>
+              <w:t xml:space="preserve">Shutter ID: 2682398827 (fotoğraf) — Mouthwash, toothbrushes and toothpaste on bathroom shelf</w:t>
             </w:r>
           </w:p>
         </w:tc>
@@ -2487,7 +2471,7 @@
                 <w:rFonts w:ascii="Times New Roman" w:hAnsi="Times New Roman" w:cs="Times New Roman"/>
                 <w:lang w:val="tr-TR"/>
               </w:rPr>
-              <w:t xml:space="preserve">GÖRSEL ALANI (Shutterstock’tan seçilecek)</w:t>
+              <w:t xml:space="preserve">GÖRSEL ALANI (Shutterstock)</w:t>
             </w:r>
           </w:p>
           <w:p>
@@ -2519,23 +2503,7 @@
                 <w:rFonts w:ascii="Times New Roman" w:hAnsi="Times New Roman" w:cs="Times New Roman"/>
                 <w:lang w:val="tr-TR"/>
               </w:rPr>
-              <w:t xml:space="preserve">Shutterstock arama: “tooth enamel erosion acid illustration”</w:t>
-            </w:r>
-          </w:p>
-          <w:p>
-            <w:pPr>
-              <w:jc w:val="both"/>
-              <w:rPr>
-                <w:rFonts w:ascii="Times New Roman" w:hAnsi="Times New Roman" w:cs="Times New Roman"/>
-                <w:lang w:val="tr-TR"/>
-              </w:rPr>
-            </w:pPr>
-            <w:r>
-              <w:rPr>
-                <w:rFonts w:ascii="Times New Roman" w:hAnsi="Times New Roman" w:cs="Times New Roman"/>
-                <w:lang w:val="tr-TR"/>
-              </w:rPr>
-              <w:t xml:space="preserve">Shutter ID: ……………</w:t>
+              <w:t xml:space="preserve">Shutter ID: 2720078127 (vektör) — Tooth demineralization process</w:t>
             </w:r>
           </w:p>
         </w:tc>

--- a/Kim11-2-12-Asidik-Bazik-Urunler.docx
+++ b/Kim11-2-12-Asidik-Bazik-Urunler.docx
@@ -257,7 +257,7 @@
           <w:rFonts w:ascii="Times New Roman" w:hAnsi="Times New Roman" w:cs="Times New Roman"/>
           <w:lang w:val="tr-TR"/>
         </w:rPr>
-        <w:t xml:space="preserve">Aşağıda mide, ağız, diş ve cilt sağlığı ile ilgili bazı araştırma soruları verilmiştir. Bu sorulardan birini seçiniz. Aynı soruyu seçen arkadaşlarınızla bir grup oluşturunuz.</w:t>
+        <w:t xml:space="preserve">Aşağıdaki araştırma soruları mide, ağız, diş ve cilt sağlığına yöneliktir. Bu sorulardan birini seçiniz. Aynı soruyu seçen arkadaşlarınızla bir grup oluşturunuz.</w:t>
       </w:r>
     </w:p>
     <w:p>
@@ -1034,7 +1034,7 @@
           <w:rFonts w:ascii="Times New Roman" w:hAnsi="Times New Roman" w:cs="Times New Roman"/>
           <w:lang w:val="tr-TR"/>
         </w:rPr>
-        <w:t xml:space="preserve">Deneydeki gözlemlerinize dayanarak asidik veya bazik özelliğe sahip ürünlerin sağlığa etkisine yönelik önermelerinizi yazınız.</w:t>
+        <w:t xml:space="preserve">Gözlemlerinizden yola çıkarak asidik ya da bazik ürünlerin sağlığımızı nasıl etkilediğine dair önermeler oluşturunuz.</w:t>
       </w:r>
     </w:p>
     <w:p>
@@ -2410,7 +2410,7 @@
           <w:rFonts w:ascii="Times New Roman" w:hAnsi="Times New Roman" w:cs="Times New Roman"/>
           <w:lang w:val="tr-TR"/>
         </w:rPr>
-        <w:t xml:space="preserve">Bazı mide ilaçları ise asidi nötralleştirmek yerine mide asidinin salgılanmasını azaltır. İlaçlar mutlaka hekim önerisiyle ve önerilen sürede kullanılmalıdır. Gazlı içecekler, asitli meyve suları ve aşırı baharatlı yiyecekler mide rahatsızlığı olan kişilerde şikâyetleri artırabilir.</w:t>
+        <w:t xml:space="preserve">Proton pompası inhibitörleri gibi bazı mide ilaçları ise asidi nötralleştirmek yerine mide hücrelerinin HCl salgılamasını azaltır. İlaçlar mutlaka hekim önerisiyle ve önerilen sürede kullanılmalıdır. Gazlı içecekler, asitli meyve suları ve aşırı baharatlı yiyecekler mide rahatsızlığı olan kişilerde şikâyetleri artırabilir.</w:t>
       </w:r>
     </w:p>
     <w:p>
@@ -4005,7 +4005,7 @@
           <w:rFonts w:ascii="Times New Roman" w:hAnsi="Times New Roman" w:cs="Times New Roman"/>
           <w:lang w:val="tr-TR"/>
         </w:rPr>
-        <w:t xml:space="preserve">Mide, ağız, diş ve cilt sağlığı için kullanılan ürünlerin asidik ve bazik özelliklerinin sağlığa etkilerini anlatan animasyona ulaşmak için karekodu okutunuz.</w:t>
+        <w:t xml:space="preserve">Asidik ve bazik ürünlerin mide, ağız, diş ve cilt sağlığına olumlu ve olumsuz etkilerini anlatan animasyona ulaşmak için karekodu okutunuz.</w:t>
       </w:r>
     </w:p>
     <w:p>

--- a/Kim11-2-12-Asidik-Bazik-Urunler.docx
+++ b/Kim11-2-12-Asidik-Bazik-Urunler.docx
@@ -36,23 +36,7 @@
           <w:rFonts w:ascii="Times New Roman" w:hAnsi="Times New Roman" w:cs="Times New Roman"/>
           <w:lang w:val="tr-TR"/>
         </w:rPr>
-        <w:t xml:space="preserve">Vücudumuzdaki sıvıların pH değerleri dar aralıklarda tutulur. Örneğin sağlıklı bir insanda kanın pH değeri yaklaşık 7,35-7,45 aralığındadır. Mide öz suyu ise sindirim için gerekli olan güçlü asidik ortamı sağlar. Vücudun iç ortamını dış koşullar değişse de belirli sınırlar içinde sabit tutmasına </w:t>
-      </w:r>
-      <w:r>
-        <w:rPr>
-          <w:rFonts w:ascii="Times New Roman" w:hAnsi="Times New Roman" w:cs="Times New Roman"/>
-          <w:b/>
-          <w:bCs/>
-          <w:lang w:val="tr-TR"/>
-        </w:rPr>
-        <w:t xml:space="preserve">homeostazi</w:t>
-      </w:r>
-      <w:r>
-        <w:rPr>
-          <w:rFonts w:ascii="Times New Roman" w:hAnsi="Times New Roman" w:cs="Times New Roman"/>
-          <w:lang w:val="tr-TR"/>
-        </w:rPr>
-        <w:t xml:space="preserve"> denir. Peki vücut sıvılarındaki asitler ve bazlar arasındaki denge (pH) ile homeostazi arasında nasıl bir ilişki vardır? Her gün kullandığımız diş macunu, ağız çalkalama suyu, cilt temizleyicisi gibi ürünler (Görsel A) ve tükettiğimiz yiyecek-içecekler bu dengeyi nasıl etkiler? Sağlığımız için en uygun ürünü seçerken nelere dikkat etmeliyiz? Bir etkinlik yaparak keşfediniz.</w:t>
+        <w:t xml:space="preserve">Vücudumuzdaki sıvıların pH değerleri dar aralıklarda tutulur. Örneğin sağlıklı bir insanda kanın pH değeri yaklaşık 7,35-7,45 aralığındadır. Mide öz suyu ise sindirim için gerekli olan güçlü asidik ortamı sağlar. Dış ortamın sıcaklığı ya da yediklerimiz değişse de vücudumuz iç ortamını belirli sınırlar içinde sabit tutmaya çalışır (homeostazi). Peki vücut sıvılarındaki asitler ve bazlar arasındaki denge (pH) ile homeostazi arasında nasıl bir ilişki vardır? Her gün kullandığımız diş macunu, ağız çalkalama suyu, cilt temizleyicisi gibi ürünler (Görsel A) ve tükettiğimiz yiyecek-içecekler bu dengeyi nasıl etkiler? Sağlığımız için en uygun ürünü seçerken nelere dikkat etmeliyiz? Bir etkinlik yaparak keşfediniz.</w:t>
       </w:r>
     </w:p>
     <w:tbl>
@@ -1885,7 +1869,7 @@
           <w:rFonts w:ascii="Times New Roman" w:hAnsi="Times New Roman" w:cs="Times New Roman"/>
           <w:lang w:val="tr-TR"/>
         </w:rPr>
-        <w:t xml:space="preserve">Günlük hayatta kullandığımız ürünlerin ve tükettiğimiz besinlerin asidik ya da bazik özellikleri sağlığımızı doğrudan etkileyebilir. Vücudumuzun farklı bölgelerinde farklı pH değerleri bulunur ve bu değerlerin korunması sağlıklı yaşam için önemlidir (Tablo A).</w:t>
+        <w:t xml:space="preserve">Analiz ve Keşif Atölyesi 2.12.’de incelediğiniz ürünlerin pH değerlerinin birbirinden oldukça farklı olduğunu gördünüz. Peki bu farklılıklar sağlığımız açısından neden önemlidir? Günlük hayatta kullandığımız ürünlerin ve tükettiğimiz besinlerin asidik ya da bazik özellikleri sağlığımızı doğrudan etkileyebilir. Vücudumuzun farklı bölgelerinde farklı pH değerleri bulunur ve bu değerlerin korunması sağlıklı yaşam için önemlidir (Tablo A).</w:t>
       </w:r>
     </w:p>
     <w:p>
@@ -2220,34 +2204,9 @@
       <w:r>
         <w:rPr>
           <w:rFonts w:ascii="Times New Roman" w:hAnsi="Times New Roman" w:cs="Times New Roman"/>
-          <w:b/>
-          <w:bCs/>
-          <w:lang w:val="tr-TR"/>
-        </w:rPr>
-        <w:t xml:space="preserve">Diş ve ağız sağlığı:</w:t>
-      </w:r>
-      <w:r>
-        <w:rPr>
-          <w:rFonts w:ascii="Times New Roman" w:hAnsi="Times New Roman" w:cs="Times New Roman"/>
-          <w:lang w:val="tr-TR"/>
-        </w:rPr>
-        <w:t xml:space="preserve"> Diş minesi büyük ölçüde hidroksiapatit adı verilen kalsiyum fosfat yapılı bir mineralden oluşur. Şekerli besinler tüketildikten sonra ağızdaki bakteriler şekerleri parçalayarak asit üretir ve ağız içi pH değeri düşer. pH değeri yaklaşık 5,5’in altına indiğinde diş minesindeki mineraller çözünmeye başlar; bu duruma </w:t>
-      </w:r>
-      <w:r>
-        <w:rPr>
-          <w:rFonts w:ascii="Times New Roman" w:hAnsi="Times New Roman" w:cs="Times New Roman"/>
-          <w:b/>
-          <w:bCs/>
-          <w:lang w:val="tr-TR"/>
-        </w:rPr>
-        <w:t xml:space="preserve">demineralizasyon</w:t>
-      </w:r>
-      <w:r>
-        <w:rPr>
-          <w:rFonts w:ascii="Times New Roman" w:hAnsi="Times New Roman" w:cs="Times New Roman"/>
-          <w:lang w:val="tr-TR"/>
-        </w:rPr>
-        <w:t xml:space="preserve"> denir. Tükürük, içerdiği bazik özellikteki iyonlar sayesinde asitleri nötralleştirerek pH’ı yeniden yükseltir ve minenin onarımına yardımcı olur. Gece uykuda tükürük salgısı azaldığı için ağızda asidik ortam daha uzun süre kalabilir. Bu nedenle yatmadan önce dişlerin fırçalanması ve gece şekerli yiyecek-içecek tüketilmemesi önemlidir. Bir diş macununun koruyuculuğu yalnızca pH değerine bağlı değildir. Diş macunlarındaki florür, mineyi asitlere karşı daha dirençli hâle getirir. Çok bazik ürünler ise ağız içindeki yumuşak dokuları tahriş edebilir.</w:t>
+          <w:lang w:val="tr-TR"/>
+        </w:rPr>
+        <w:t xml:space="preserve">Diş ve ağız sağlığı: Etkinlikte sirkeye bıraktığınız yumurta kabuğu parçalarından gaz çıktığını ve parçaların kütlesinin zamanla azaldığını gözlemlediniz. Kalsiyum içeren diş minesi de asidik ortamda benzer şekilde aşınabilir. Diş minesi büyük ölçüde hidroksiapatit adı verilen kalsiyum fosfat yapılı bir mineralden oluşur. Şekerli besinler tüketildikten sonra ağızdaki bakteriler şekerleri parçalayarak asit üretir ve ağız içi pH değeri düşer. pH değeri yaklaşık 5,5’in altına indiğinde diş minesindeki mineraller çözünmeye başlar; bu duruma demineralizasyon denir. Tükürük, içerdiği bazik özellikteki iyonlar sayesinde asitleri nötralleştirerek pH’ı yeniden yükseltir ve minenin onarımına yardımcı olur. Gece uykuda tükürük salgısı azaldığı için ağızda asidik ortam daha uzun süre kalabilir. Bu nedenle yatmadan önce dişlerin fırçalanması ve gece şekerli yiyecek-içecek tüketilmemesi önemlidir. Bir diş macununun koruyuculuğu yalnızca pH değerine bağlı değildir; etkinlikte mantıksal denetlemeden geçirdiğiniz “En bazik diş macunu gece boyunca dişleri daha iyi korur.” önermesinin neden tek başına yeterli olmadığı buradan anlaşılabilir. Diş macunlarındaki florür, mineyi asitlere karşı daha dirençli hâle getirir. Çok bazik ürünler ise ağız içindeki yumuşak dokuları tahriş edebilir.</w:t>
       </w:r>
     </w:p>
     <w:p>
@@ -2261,40 +2220,15 @@
       <w:r>
         <w:rPr>
           <w:rFonts w:ascii="Times New Roman" w:hAnsi="Times New Roman" w:cs="Times New Roman"/>
-          <w:b/>
-          <w:bCs/>
-          <w:lang w:val="tr-TR"/>
-        </w:rPr>
-        <w:t xml:space="preserve">Mide sağlığı:</w:t>
-      </w:r>
-      <w:r>
-        <w:rPr>
-          <w:rFonts w:ascii="Times New Roman" w:hAnsi="Times New Roman" w:cs="Times New Roman"/>
-          <w:lang w:val="tr-TR"/>
-        </w:rPr>
-        <w:t xml:space="preserve"> Mide öz suyundaki hidroklorik asit, besinlerin sindirimine yardımcı olur ve besinlerle gelen mikroorganizmaların bir kısmını etkisiz hâle getirir. Mide asidinin fazla salgılanması mide ekşimesi ve yanmaya neden olabilir. </w:t>
-      </w:r>
-      <w:r>
-        <w:rPr>
-          <w:rFonts w:ascii="Times New Roman" w:hAnsi="Times New Roman" w:cs="Times New Roman"/>
-          <w:b/>
-          <w:bCs/>
-          <w:lang w:val="tr-TR"/>
-        </w:rPr>
-        <w:t xml:space="preserve">Antasit</w:t>
-      </w:r>
-      <w:r>
-        <w:rPr>
-          <w:rFonts w:ascii="Times New Roman" w:hAnsi="Times New Roman" w:cs="Times New Roman"/>
-          <w:lang w:val="tr-TR"/>
-        </w:rPr>
-        <w:t xml:space="preserve"> adı verilen mide ilaçları magnezyum hidroksit (Mg(OH)</w:t>
-      </w:r>
-      <w:r>
-        <w:rPr>
-          <w:rFonts w:ascii="Times New Roman" w:hAnsi="Times New Roman" w:cs="Times New Roman"/>
+          <w:lang w:val="tr-TR"/>
+        </w:rPr>
+        <w:t xml:space="preserve">Mide sağlığı: Mide öz suyundaki hidroklorik asit, besinlerin sindirimine yardımcı olur ve besinlerle gelen mikroorganizmaların bir kısmını etkisiz hâle getirir. Mide asidinin fazla salgılanması mide ekşimesi ve yanmaya neden olabilir. Etkinlikte seyreltik HCl çözeltisine antasit tablet eklediğinizde pH değerinin yükseldiğini gözlemlediyseniz bunun nedeni nötralleşmedir. Antasit adı verilen mide ilaçları magnezyum hidroksit (Mg(OH)</w:t>
+      </w:r>
+      <w:r>
+        <w:rPr>
+          <w:rFonts w:ascii="Times New Roman" w:hAnsi="Times New Roman" w:cs="Times New Roman"/>
+          <w:lang w:val="tr-TR"/>
           <w:vertAlign w:val="subscript"/>
-          <w:lang w:val="tr-TR"/>
         </w:rPr>
         <w:t xml:space="preserve">2</w:t>
       </w:r>
@@ -2308,8 +2242,8 @@
       <w:r>
         <w:rPr>
           <w:rFonts w:ascii="Times New Roman" w:hAnsi="Times New Roman" w:cs="Times New Roman"/>
+          <w:lang w:val="tr-TR"/>
           <w:vertAlign w:val="subscript"/>
-          <w:lang w:val="tr-TR"/>
         </w:rPr>
         <w:t xml:space="preserve">3</w:t>
       </w:r>
@@ -2323,8 +2257,8 @@
       <w:r>
         <w:rPr>
           <w:rFonts w:ascii="Times New Roman" w:hAnsi="Times New Roman" w:cs="Times New Roman"/>
+          <w:lang w:val="tr-TR"/>
           <w:vertAlign w:val="subscript"/>
-          <w:lang w:val="tr-TR"/>
         </w:rPr>
         <w:t xml:space="preserve">3</w:t>
       </w:r>

--- a/Kim11-2-12-Asidik-Bazik-Urunler.docx
+++ b/Kim11-2-12-Asidik-Bazik-Urunler.docx
@@ -36,7 +36,7 @@
           <w:rFonts w:ascii="Times New Roman" w:hAnsi="Times New Roman" w:cs="Times New Roman"/>
           <w:lang w:val="tr-TR"/>
         </w:rPr>
-        <w:t xml:space="preserve">Vücudumuzdaki sıvıların pH değerleri dar aralıklarda tutulur. Örneğin sağlıklı bir insanda kanın pH değeri yaklaşık 7,35-7,45 aralığındadır. Mide öz suyu ise sindirim için gerekli olan güçlü asidik ortamı sağlar. Dış ortamın sıcaklığı ya da yediklerimiz değişse de vücudumuz iç ortamını belirli sınırlar içinde sabit tutmaya çalışır (homeostazi). Peki vücut sıvılarındaki asitler ve bazlar arasındaki denge (pH) ile homeostazi arasında nasıl bir ilişki vardır? Her gün kullandığımız diş macunu, ağız çalkalama suyu, cilt temizleyicisi gibi ürünler (Görsel A) ve tükettiğimiz yiyecek-içecekler bu dengeyi nasıl etkiler? Sağlığımız için en uygun ürünü seçerken nelere dikkat etmeliyiz? Bir etkinlik yaparak keşfediniz.</w:t>
+        <w:t xml:space="preserve">Vücudumuzdaki sıvıların pH değerleri dar aralıklarda tutulur. Örneğin sağlıklı bir insanda kanın pH değeri yaklaşık 7,35-7,45 aralığındadır. Mide öz suyu ise sindirim için gerekli olan güçlü asidik ortamı sağlar. Dış ortamın sıcaklığı ya da yediklerimiz değişse de vücudumuz iç ortamını belirli sınırlar içinde sabit tutmaya çalışır (homeostazi). Peki vücut sıvılarındaki asitler ve bazlar arasındaki denge (pH) ile homeostazi arasında nasıl bir ilişki vardır? Her gün kullandığımız diş macunu, ağız çalkalama suyu, cilt temizleyicisi gibi ürünler (Görsel A) ve tükettiğimiz yiyecek-içecekler bu dengeyi nasıl etkiler? Sağlığımız için en uygun ürünü seçerken nelere dikkat etmeliyiz? Bu sorulara Analiz ve Keşif Atölyesi 2.12.’de yürüteceğiniz araştırmayla cevap arayınız. Etkinlikte bir araştırma amacı belirleyecek, deney yaparak bilgi toplayacak, gözlemlerinize dayanarak oluşturduğunuz önermeleri mantıksal denetlemeden geçirecek ve sonunda sağlığınız için en uygun ürüne karar vereceksiniz. Bu süreç, şüpheci ve sorgulayıcı bir bakışla sorumlu kararlar almanızı desteklerken sağlıklı yaşamın değerini fark etmenize de yardımcı olacaktır.</w:t>
       </w:r>
     </w:p>
     <w:tbl>
@@ -432,7 +432,7 @@
           <w:rFonts w:ascii="Times New Roman" w:hAnsi="Times New Roman" w:cs="Times New Roman"/>
           <w:lang w:val="tr-TR"/>
         </w:rPr>
-        <w:t xml:space="preserve">Grubunuzla amacınıza yönelik bir deney planlayınız ve bilimsel bakış açısıyla gerçekleştiriniz. Gözlemlerinizi sorgulayıcı bir tutumla değerlendiriniz; tek bir sonuca hemen güvenmek yerine deneyinizi tekrarlayarak verilerinizi kontrol ediniz. Deneyinizi planlarken aşağıdaki önerilerden yararlanabilirsiniz.</w:t>
+        <w:t xml:space="preserve">Grubunuzla amacınıza yönelik bir deney planlayınız ve bilimsel bakış açısıyla gerçekleştiriniz. Gözlemlerinizi sorgulayıcı bir tutumla değerlendiriniz; tek bir sonuca hemen güvenmek yerine deneyinizi tekrarlayarak verilerinizi kontrol ediniz. Grup içinde görev paylaşımı yaparak üzerinize düşen işi özenle yerine getiriniz; gözlemlerinizi arkadaşlarınızla açıkça paylaşınız ve onların görüşlerini dikkatle dinleyiniz. Deneyinizi planlarken aşağıdaki önerilerden yararlanabilirsiniz.</w:t>
       </w:r>
     </w:p>
     <w:tbl>
@@ -1337,7 +1337,7 @@
           <w:rFonts w:ascii="Times New Roman" w:hAnsi="Times New Roman" w:cs="Times New Roman"/>
           <w:lang w:val="tr-TR"/>
         </w:rPr>
-        <w:t xml:space="preserve">Mantıksal denetlemeden geçirdiğiniz ürünler arasından mide, ağız, diş ya da cilt sağlığı için en uygun olanı seçiniz. Seçiminizin gerekçelerini yazınız.</w:t>
+        <w:t xml:space="preserve">Mantıksal denetlemeden geçirdiğiniz ürünler arasından mide, ağız, diş ya da cilt sağlığı için en uygun olanı seçiniz. Seçiminizi yaparken ürünün sağlığınıza ve çevrenizdekilere olası etkilerini birlikte değerlendirerek sorumlu bir karar veriniz. Seçiminizin gerekçelerini yazınız.</w:t>
       </w:r>
     </w:p>
     <w:p>
@@ -1447,7 +1447,7 @@
           <w:rFonts w:ascii="Times New Roman" w:hAnsi="Times New Roman" w:cs="Times New Roman"/>
           <w:lang w:val="tr-TR"/>
         </w:rPr>
-        <w:t xml:space="preserve">Öğrendiklerinizi ailenizle ve yakın çevrenizle nasıl paylaşabilirsiniz? Bir öneri yazınız.</w:t>
+        <w:t xml:space="preserve">Öğrendiklerinizi ailenizle ve yakın çevrenizle nasıl paylaşabilirsiniz? Önerinizi hazırlarken çevrenizdeki kişilerin yaşlarını, sağlık durumlarını ve farklı ihtiyaçlarını göz önünde bulundurunuz. Bir öneri yazınız.</w:t>
       </w:r>
     </w:p>
     <w:p>

--- a/Kim11-2-12-Asidik-Bazik-Urunler.docx
+++ b/Kim11-2-12-Asidik-Bazik-Urunler.docx
@@ -241,7 +241,7 @@
           <w:rFonts w:ascii="Times New Roman" w:hAnsi="Times New Roman" w:cs="Times New Roman"/>
           <w:lang w:val="tr-TR"/>
         </w:rPr>
-        <w:t xml:space="preserve">Aşağıdaki araştırma soruları mide, ağız, diş ve cilt sağlığına yöneliktir. Bu sorulardan birini seçiniz. Aynı soruyu seçen arkadaşlarınızla bir grup oluşturunuz.</w:t>
+        <w:t xml:space="preserve">Aşağıdaki araştırma soruları mide, ağız, diş ve cilt sağlığına yöneliktir. Bu sorulardan birini seçiniz. Aynı soruyu seçen arkadaşlarınızla bir grup oluşturunuz. Grup olarak inceleyeceğiniz ürünleri belirlerken diğer gruplardan farklı ya da benzer ürünler seçebilirsiniz; böylece sonuçlarınızı sınıfta karşılaştırma imkânı bulursunuz.</w:t>
       </w:r>
     </w:p>
     <w:p>
@@ -1209,7 +1209,7 @@
           <w:rFonts w:ascii="Times New Roman" w:hAnsi="Times New Roman" w:cs="Times New Roman"/>
           <w:lang w:val="tr-TR"/>
         </w:rPr>
-        <w:t xml:space="preserve">Önermenin doğru olup olmadığını sınamak için hangi ek bilgilere ya da deneylere ihtiyaç vardır? (Ürünün florür içeriği, aşındırıcılığı, ağızda kalma süresi, gece tükürük salgısının azalması vb.)</w:t>
+        <w:t xml:space="preserve">Önermenin doğru olup olmadığını sınamak için hangi ek bilgilere ya da deneylere ihtiyaç vardır? (Ürünün florür içeriği, aşındırıcılığı, ağızda kalma süresi, gece tükürük salgısının azalması vb.) Bu bilgileri ürün etiketlerinden ve sağlık kuruluşlarının yayınları gibi güvenilir kaynaklardan araştırınız; farklı kaynaklardaki bilgileri karşılaştırınız.</w:t>
       </w:r>
     </w:p>
     <w:p>
@@ -2206,7 +2206,30 @@
           <w:rFonts w:ascii="Times New Roman" w:hAnsi="Times New Roman" w:cs="Times New Roman"/>
           <w:lang w:val="tr-TR"/>
         </w:rPr>
-        <w:t xml:space="preserve">Diş ve ağız sağlığı: Etkinlikte sirkeye bıraktığınız yumurta kabuğu parçalarından gaz çıktığını ve parçaların kütlesinin zamanla azaldığını gözlemlediniz. Kalsiyum içeren diş minesi de asidik ortamda benzer şekilde aşınabilir. Diş minesi büyük ölçüde hidroksiapatit adı verilen kalsiyum fosfat yapılı bir mineralden oluşur. Şekerli besinler tüketildikten sonra ağızdaki bakteriler şekerleri parçalayarak asit üretir ve ağız içi pH değeri düşer. pH değeri yaklaşık 5,5’in altına indiğinde diş minesindeki mineraller çözünmeye başlar; bu duruma demineralizasyon denir. Tükürük, içerdiği bazik özellikteki iyonlar sayesinde asitleri nötralleştirerek pH’ı yeniden yükseltir ve minenin onarımına yardımcı olur. Gece uykuda tükürük salgısı azaldığı için ağızda asidik ortam daha uzun süre kalabilir. Bu nedenle yatmadan önce dişlerin fırçalanması ve gece şekerli yiyecek-içecek tüketilmemesi önemlidir. Bir diş macununun koruyuculuğu yalnızca pH değerine bağlı değildir; etkinlikte mantıksal denetlemeden geçirdiğiniz “En bazik diş macunu gece boyunca dişleri daha iyi korur.” önermesinin neden tek başına yeterli olmadığı buradan anlaşılabilir. Diş macunlarındaki florür, mineyi asitlere karşı daha dirençli hâle getirir. Çok bazik ürünler ise ağız içindeki yumuşak dokuları tahriş edebilir.</w:t>
+        <w:t xml:space="preserve">Diş ve ağız sağlığı: Diş minesi büyük ölçüde hidroksiapatit adı verilen kalsiyum fosfat yapılı bir mineralden oluşur. Şekerli besinler tüketildikten sonra ağızdaki bakteriler şekerleri parçalayarak asit üretir ve ağız içi pH değeri düşer. pH değeri yaklaşık 5,5’in altına indiğinde diş minesindeki minerallerin çözünmesi belirgin biçimde hızlanır; minenin mineral kaybetmesine demineralizasyon denir. Tükürük, içerdiği hidrojen karbonat (HCO</w:t>
+      </w:r>
+      <w:r>
+        <w:rPr>
+          <w:rFonts w:ascii="Times New Roman" w:hAnsi="Times New Roman" w:cs="Times New Roman"/>
+          <w:lang w:val="tr-TR"/>
+          <w:vertAlign w:val="subscript"/>
+        </w:rPr>
+        <w:t xml:space="preserve">3</w:t>
+      </w:r>
+      <w:r>
+        <w:rPr>
+          <w:rFonts w:ascii="Times New Roman" w:hAnsi="Times New Roman" w:cs="Times New Roman"/>
+          <w:lang w:val="tr-TR"/>
+          <w:vertAlign w:val="superscript"/>
+        </w:rPr>
+        <w:t xml:space="preserve">−</w:t>
+      </w:r>
+      <w:r>
+        <w:rPr>
+          <w:rFonts w:ascii="Times New Roman" w:hAnsi="Times New Roman" w:cs="Times New Roman"/>
+          <w:lang w:val="tr-TR"/>
+        </w:rPr>
+        <w:t xml:space="preserve">) gibi bazik özellik gösteren iyonlar sayesinde asitleri nötralleştirerek pH’ı yeniden yükseltir ve içerdiği kalsiyum ve fosfat iyonlarıyla minenin onarımına (remineralizasyon) yardımcı olur. Gece uykuda tükürük salgısı azaldığı için ağızda asidik ortam daha uzun süre kalabilir. Bu nedenle yatmadan önce dişlerin fırçalanması ve gece şekerli yiyecek-içecek tüketilmemesi önemlidir. Bir diş macununun koruyuculuğu yalnızca pH değerine bağlı değildir. Diş macunlarındaki florür, mineyi asitlere karşı daha dirençli hâle getirir; macunun aşındırıcılığı ve ağızda kalma süresi de koruyuculuğu etkiler. Çok bazik ürünler ise ağız içindeki yumuşak dokuları tahriş edebilir.</w:t>
       </w:r>
     </w:p>
     <w:p>
@@ -2222,7 +2245,7 @@
           <w:rFonts w:ascii="Times New Roman" w:hAnsi="Times New Roman" w:cs="Times New Roman"/>
           <w:lang w:val="tr-TR"/>
         </w:rPr>
-        <w:t xml:space="preserve">Mide sağlığı: Mide öz suyundaki hidroklorik asit, besinlerin sindirimine yardımcı olur ve besinlerle gelen mikroorganizmaların bir kısmını etkisiz hâle getirir. Mide asidinin fazla salgılanması mide ekşimesi ve yanmaya neden olabilir. Etkinlikte seyreltik HCl çözeltisine antasit tablet eklediğinizde pH değerinin yükseldiğini gözlemlediyseniz bunun nedeni nötralleşmedir. Antasit adı verilen mide ilaçları magnezyum hidroksit (Mg(OH)</w:t>
+        <w:t xml:space="preserve">Mide sağlığı: Mide öz suyundaki hidroklorik asit, besinlerin sindirimine yardımcı olur ve besinlerle gelen mikroorganizmaların bir kısmını etkisiz hâle getirir. Mide asidinin fazla salgılanması mide ekşimesi ve yanmaya neden olabilir. Antasit adı verilen mide ilaçları magnezyum hidroksit (Mg(OH)</w:t>
       </w:r>
       <w:r>
         <w:rPr>

--- a/Kim11-2-12-Asidik-Bazik-Urunler.docx
+++ b/Kim11-2-12-Asidik-Bazik-Urunler.docx
@@ -207,7 +207,7 @@
           <w:highlight w:val="yellow"/>
           <w:lang w:val="tr-TR"/>
         </w:rPr>
-        <w:t xml:space="preserve">Güvenlik uyarıları Kimya9/10 kitabından alınsın; önlük, gözlük, eldiven uyarısı ve “Laboratuvarda hiçbir ürün tadılmaz.” uyarısı eklensin.</w:t>
+        <w:t xml:space="preserve">Etkinlik başlığının yanına Kimya10 kitabındaki “Temel Uyarı ve Güvenlik İşaretleri” sayfasından şu işaretler konulsun: GÖZLÜK KULLAN, ELDİVEN GİY, KORUYUCU ELBİSE GİY, TAHRİŞ EDİCİ MADDE, KIRILABİLİR CAM UYARISI. Ek uyarılar: Laboratuvarda hiçbir ürün tadılmaz.</w:t>
       </w:r>
     </w:p>
     <w:p>

--- a/Kim11-2-12-Asidik-Bazik-Urunler.docx
+++ b/Kim11-2-12-Asidik-Bazik-Urunler.docx
@@ -432,146 +432,185 @@
           <w:rFonts w:ascii="Times New Roman" w:hAnsi="Times New Roman" w:cs="Times New Roman"/>
           <w:lang w:val="tr-TR"/>
         </w:rPr>
-        <w:t xml:space="preserve">Grubunuzla amacınıza yönelik bir deney planlayınız ve bilimsel bakış açısıyla gerçekleştiriniz. Gözlemlerinizi sorgulayıcı bir tutumla değerlendiriniz; tek bir sonuca hemen güvenmek yerine deneyinizi tekrarlayarak verilerinizi kontrol ediniz. Grup içinde görev paylaşımı yaparak üzerinize düşen işi özenle yerine getiriniz; gözlemlerinizi arkadaşlarınızla açıkça paylaşınız ve onların görüşlerini dikkatle dinleyiniz. Deneyinizi planlarken aşağıdaki önerilerden yararlanabilirsiniz.</w:t>
-      </w:r>
-    </w:p>
-    <w:tbl>
-      <w:tblPr>
-        <w:tblW w:w="9000" w:type="dxa"/>
-        <w:jc w:val="center"/>
-        <w:tblBorders>
-          <w:top w:val="single" w:sz="8" w:space="0" w:color="7F7F7F"/>
-          <w:left w:val="single" w:sz="8" w:space="0" w:color="7F7F7F"/>
-          <w:bottom w:val="single" w:sz="8" w:space="0" w:color="7F7F7F"/>
-          <w:right w:val="single" w:sz="8" w:space="0" w:color="7F7F7F"/>
-        </w:tblBorders>
-      </w:tblPr>
-      <w:tblGrid>
-        <w:gridCol w:w="9000"/>
-      </w:tblGrid>
-      <w:tr>
-        <w:tc>
-          <w:tcPr>
-            <w:tcW w:w="9000" w:type="dxa"/>
-            <w:shd w:val="clear" w:color="auto" w:fill="E2EFDA"/>
-          </w:tcPr>
-          <w:p>
-            <w:pPr>
-              <w:jc w:val="both"/>
-              <w:rPr>
-                <w:rFonts w:ascii="Times New Roman" w:hAnsi="Times New Roman" w:cs="Times New Roman"/>
-                <w:lang w:val="tr-TR"/>
-              </w:rPr>
-            </w:pPr>
-            <w:r>
-              <w:rPr>
-                <w:rFonts w:ascii="Times New Roman" w:hAnsi="Times New Roman" w:cs="Times New Roman"/>
-                <w:b/>
-                <w:bCs/>
-                <w:lang w:val="tr-TR"/>
-              </w:rPr>
-              <w:t xml:space="preserve">Deney önerileri</w:t>
-            </w:r>
-          </w:p>
-          <w:p>
-            <w:pPr>
-              <w:jc w:val="both"/>
-              <w:rPr>
-                <w:rFonts w:ascii="Times New Roman" w:hAnsi="Times New Roman" w:cs="Times New Roman"/>
-                <w:lang w:val="tr-TR"/>
-              </w:rPr>
-            </w:pPr>
-            <w:r>
-              <w:rPr>
-                <w:rFonts w:ascii="Times New Roman" w:hAnsi="Times New Roman" w:cs="Times New Roman"/>
-                <w:lang w:val="tr-TR"/>
-              </w:rPr>
-              <w:t xml:space="preserve">• </w:t>
-            </w:r>
-            <w:r>
-              <w:rPr>
-                <w:rFonts w:ascii="Times New Roman" w:hAnsi="Times New Roman" w:cs="Times New Roman"/>
-                <w:b/>
-                <w:bCs/>
-                <w:lang w:val="tr-TR"/>
-              </w:rPr>
-              <w:t xml:space="preserve">Ürünlerin pH değerinin belirlenmesi:</w:t>
-            </w:r>
-            <w:r>
-              <w:rPr>
-                <w:rFonts w:ascii="Times New Roman" w:hAnsi="Times New Roman" w:cs="Times New Roman"/>
-                <w:lang w:val="tr-TR"/>
-              </w:rPr>
-              <w:t xml:space="preserve"> İncelediğiniz ürünleri (diş macunu, ağız çalkalama suyu, sabun, cilt temizleyicisi, meyve suyu, gazlı içecek vb.) eşit miktarda saf su ile seyreltiniz. pH kâğıdı, pH metre ya da kırmızı lahana suyu indikatörü ile pH değerlerini belirleyiniz.</w:t>
-            </w:r>
-          </w:p>
-          <w:p>
-            <w:pPr>
-              <w:jc w:val="both"/>
-              <w:rPr>
-                <w:rFonts w:ascii="Times New Roman" w:hAnsi="Times New Roman" w:cs="Times New Roman"/>
-                <w:lang w:val="tr-TR"/>
-              </w:rPr>
-            </w:pPr>
-            <w:r>
-              <w:rPr>
-                <w:rFonts w:ascii="Times New Roman" w:hAnsi="Times New Roman" w:cs="Times New Roman"/>
-                <w:lang w:val="tr-TR"/>
-              </w:rPr>
-              <w:t xml:space="preserve">• </w:t>
-            </w:r>
-            <w:r>
-              <w:rPr>
-                <w:rFonts w:ascii="Times New Roman" w:hAnsi="Times New Roman" w:cs="Times New Roman"/>
-                <w:b/>
-                <w:bCs/>
-                <w:lang w:val="tr-TR"/>
-              </w:rPr>
-              <w:t xml:space="preserve">Diş minesi modeli ile koruma etkisinin incelenmesi:</w:t>
-            </w:r>
-            <w:r>
-              <w:rPr>
-                <w:rFonts w:ascii="Times New Roman" w:hAnsi="Times New Roman" w:cs="Times New Roman"/>
-                <w:lang w:val="tr-TR"/>
-              </w:rPr>
-              <w:t xml:space="preserve"> Yapısı diş minesine benzer şekilde kalsiyum içeren yumurta kabuğu parçalarını model olarak kullanınız. Parçaların bir kısmının yüzeyini farklı diş macunlarıyla kaplayıp bir gece bekletiniz, bir kısmını kaplamadan bırakınız. Ardından parçaları eşit hacimdeki sirkeye koyarak gaz kabarcığı çıkışını ve belirli süre sonraki kütle kaybını karşılaştırınız.</w:t>
-            </w:r>
-          </w:p>
-          <w:p>
-            <w:pPr>
-              <w:jc w:val="both"/>
-              <w:rPr>
-                <w:rFonts w:ascii="Times New Roman" w:hAnsi="Times New Roman" w:cs="Times New Roman"/>
-                <w:lang w:val="tr-TR"/>
-              </w:rPr>
-            </w:pPr>
-            <w:r>
-              <w:rPr>
-                <w:rFonts w:ascii="Times New Roman" w:hAnsi="Times New Roman" w:cs="Times New Roman"/>
-                <w:lang w:val="tr-TR"/>
-              </w:rPr>
-              <w:t xml:space="preserve">• </w:t>
-            </w:r>
-            <w:r>
-              <w:rPr>
-                <w:rFonts w:ascii="Times New Roman" w:hAnsi="Times New Roman" w:cs="Times New Roman"/>
-                <w:b/>
-                <w:bCs/>
-                <w:lang w:val="tr-TR"/>
-              </w:rPr>
-              <w:t xml:space="preserve">Antasitlerin asidi nötralleştirme etkisinin incelenmesi:</w:t>
-            </w:r>
-            <w:r>
-              <w:rPr>
-                <w:rFonts w:ascii="Times New Roman" w:hAnsi="Times New Roman" w:cs="Times New Roman"/>
-                <w:lang w:val="tr-TR"/>
-              </w:rPr>
-              <w:t xml:space="preserve"> Mide asidini temsil eden seyreltik HCl çözeltisine (yaklaşık 0,1 M) eşit kütlede farklı antasit tabletler ekleyerek pH değişimini izleyiniz.</w:t>
-            </w:r>
-          </w:p>
-        </w:tc>
-      </w:tr>
-    </w:tbl>
+        <w:t xml:space="preserve">Grubunuzla amacınıza yönelik bir deney planlayınız ve bilimsel bakış açısıyla gerçekleştiriniz. Gözlemlerinizi sorgulayıcı bir tutumla değerlendiriniz; tek bir sonuca hemen güvenmek yerine deneyinizi tekrarlayarak verilerinizi kontrol ediniz. Grup içinde görev paylaşımı yaparak üzerinize düşen işi özenle yerine getiriniz; gözlemlerinizi arkadaşlarınızla açıkça paylaşınız ve onların görüşlerini dikkatle dinleyiniz. İncelediğiniz ürünler (diş macunu, ağız çalkalama suyu, sabun, meyve suyu, antasit tablet vb.), pH kâğıdı ya da pH metre, kırmızı lahana suyu, yumurta kabuğu, sirke, yaklaşık 0,1 M hidroklorik asit çözeltisi, beher ve terazi gibi malzemeler kullanabilirsiniz. Deneyinizi gerçekleştirmek için farklı malzemeler de tercih edebilirsiniz. Deneyinizi gerçekleştirirken uymanız gereken güvenlik uyarılarını belirleyiniz.</w:t>
+      </w:r>
+    </w:p>
+    <w:p>
+      <w:pPr>
+        <w:jc w:val="both"/>
+        <w:rPr>
+          <w:rFonts w:ascii="Times New Roman" w:hAnsi="Times New Roman" w:cs="Times New Roman"/>
+          <w:lang w:val="tr-TR"/>
+        </w:rPr>
+      </w:pPr>
+      <w:r>
+        <w:rPr>
+          <w:rFonts w:ascii="Times New Roman" w:hAnsi="Times New Roman" w:cs="Times New Roman"/>
+          <w:lang w:val="tr-TR"/>
+        </w:rPr>
+        <w:t xml:space="preserve">• Tasarladığınız deneyin adını, amacını, yapılışını ve deney için gerekli malzemeleri not ediniz.</w:t>
+      </w:r>
+    </w:p>
+    <w:p>
+      <w:pPr>
+        <w:jc w:val="both"/>
+        <w:rPr>
+          <w:rFonts w:ascii="Times New Roman" w:hAnsi="Times New Roman" w:cs="Times New Roman"/>
+          <w:lang w:val="tr-TR"/>
+        </w:rPr>
+      </w:pPr>
+      <w:r>
+        <w:rPr>
+          <w:rFonts w:ascii="Times New Roman" w:hAnsi="Times New Roman" w:cs="Times New Roman"/>
+          <w:lang w:val="tr-TR"/>
+        </w:rPr>
+        <w:t xml:space="preserve">Deneyin Adı: ……………………………………………………………………………………………………</w:t>
+      </w:r>
+    </w:p>
+    <w:p>
+      <w:pPr>
+        <w:jc w:val="both"/>
+        <w:rPr>
+          <w:rFonts w:ascii="Times New Roman" w:hAnsi="Times New Roman" w:cs="Times New Roman"/>
+          <w:lang w:val="tr-TR"/>
+        </w:rPr>
+      </w:pPr>
+      <w:r>
+        <w:rPr>
+          <w:rFonts w:ascii="Times New Roman" w:hAnsi="Times New Roman" w:cs="Times New Roman"/>
+          <w:lang w:val="tr-TR"/>
+        </w:rPr>
+        <w:t xml:space="preserve">Deneyin Amacı: ……………………………………………………………………………………………………</w:t>
+      </w:r>
+    </w:p>
+    <w:p>
+      <w:pPr>
+        <w:jc w:val="both"/>
+        <w:rPr>
+          <w:rFonts w:ascii="Times New Roman" w:hAnsi="Times New Roman" w:cs="Times New Roman"/>
+          <w:lang w:val="tr-TR"/>
+        </w:rPr>
+      </w:pPr>
+      <w:r>
+        <w:rPr>
+          <w:rFonts w:ascii="Times New Roman" w:hAnsi="Times New Roman" w:cs="Times New Roman"/>
+          <w:lang w:val="tr-TR"/>
+        </w:rPr>
+        <w:t xml:space="preserve">Gerekli Malzemeler:</w:t>
+      </w:r>
+    </w:p>
+    <w:p>
+      <w:pPr>
+        <w:jc w:val="both"/>
+        <w:rPr>
+          <w:rFonts w:ascii="Times New Roman" w:hAnsi="Times New Roman" w:cs="Times New Roman"/>
+          <w:lang w:val="tr-TR"/>
+        </w:rPr>
+      </w:pPr>
+      <w:r>
+        <w:rPr>
+          <w:rFonts w:ascii="Times New Roman" w:hAnsi="Times New Roman" w:cs="Times New Roman"/>
+          <w:lang w:val="tr-TR"/>
+        </w:rPr>
+        <w:t xml:space="preserve">……………………………………………………………………………………………………</w:t>
+      </w:r>
+    </w:p>
+    <w:p>
+      <w:pPr>
+        <w:jc w:val="both"/>
+        <w:rPr>
+          <w:rFonts w:ascii="Times New Roman" w:hAnsi="Times New Roman" w:cs="Times New Roman"/>
+          <w:lang w:val="tr-TR"/>
+        </w:rPr>
+      </w:pPr>
+      <w:r>
+        <w:rPr>
+          <w:rFonts w:ascii="Times New Roman" w:hAnsi="Times New Roman" w:cs="Times New Roman"/>
+          <w:lang w:val="tr-TR"/>
+        </w:rPr>
+        <w:t xml:space="preserve">……………………………………………………………………………………………………</w:t>
+      </w:r>
+    </w:p>
+    <w:p>
+      <w:pPr>
+        <w:jc w:val="both"/>
+        <w:rPr>
+          <w:rFonts w:ascii="Times New Roman" w:hAnsi="Times New Roman" w:cs="Times New Roman"/>
+          <w:lang w:val="tr-TR"/>
+        </w:rPr>
+      </w:pPr>
+      <w:r>
+        <w:rPr>
+          <w:rFonts w:ascii="Times New Roman" w:hAnsi="Times New Roman" w:cs="Times New Roman"/>
+          <w:lang w:val="tr-TR"/>
+        </w:rPr>
+        <w:t xml:space="preserve">……………………………………………………………………………………………………</w:t>
+      </w:r>
+    </w:p>
+    <w:p>
+      <w:pPr>
+        <w:jc w:val="both"/>
+        <w:rPr>
+          <w:rFonts w:ascii="Times New Roman" w:hAnsi="Times New Roman" w:cs="Times New Roman"/>
+          <w:lang w:val="tr-TR"/>
+        </w:rPr>
+      </w:pPr>
+      <w:r>
+        <w:rPr>
+          <w:rFonts w:ascii="Times New Roman" w:hAnsi="Times New Roman" w:cs="Times New Roman"/>
+          <w:lang w:val="tr-TR"/>
+        </w:rPr>
+        <w:t xml:space="preserve">Deneyin Yapılışı:</w:t>
+      </w:r>
+    </w:p>
+    <w:p>
+      <w:pPr>
+        <w:jc w:val="both"/>
+        <w:rPr>
+          <w:rFonts w:ascii="Times New Roman" w:hAnsi="Times New Roman" w:cs="Times New Roman"/>
+          <w:lang w:val="tr-TR"/>
+        </w:rPr>
+      </w:pPr>
+      <w:r>
+        <w:rPr>
+          <w:rFonts w:ascii="Times New Roman" w:hAnsi="Times New Roman" w:cs="Times New Roman"/>
+          <w:lang w:val="tr-TR"/>
+        </w:rPr>
+        <w:t xml:space="preserve">……………………………………………………………………………………………………</w:t>
+      </w:r>
+    </w:p>
+    <w:p>
+      <w:pPr>
+        <w:jc w:val="both"/>
+        <w:rPr>
+          <w:rFonts w:ascii="Times New Roman" w:hAnsi="Times New Roman" w:cs="Times New Roman"/>
+          <w:lang w:val="tr-TR"/>
+        </w:rPr>
+      </w:pPr>
+      <w:r>
+        <w:rPr>
+          <w:rFonts w:ascii="Times New Roman" w:hAnsi="Times New Roman" w:cs="Times New Roman"/>
+          <w:lang w:val="tr-TR"/>
+        </w:rPr>
+        <w:t xml:space="preserve">……………………………………………………………………………………………………</w:t>
+      </w:r>
+    </w:p>
+    <w:p>
+      <w:pPr>
+        <w:jc w:val="both"/>
+        <w:rPr>
+          <w:rFonts w:ascii="Times New Roman" w:hAnsi="Times New Roman" w:cs="Times New Roman"/>
+          <w:lang w:val="tr-TR"/>
+        </w:rPr>
+      </w:pPr>
+      <w:r>
+        <w:rPr>
+          <w:rFonts w:ascii="Times New Roman" w:hAnsi="Times New Roman" w:cs="Times New Roman"/>
+          <w:lang w:val="tr-TR"/>
+        </w:rPr>
+        <w:t xml:space="preserve">……………………………………………………………………………………………………</w:t>
+      </w:r>
+    </w:p>
     <w:p>
       <w:pPr>
         <w:jc w:val="both"/>

--- a/Kim11-2-12-Asidik-Bazik-Urunler.docx
+++ b/Kim11-2-12-Asidik-Bazik-Urunler.docx
@@ -3672,16 +3672,21 @@
     <w:p>
       <w:pPr>
         <w:pStyle w:val="ListParagraph"/>
-        <w:numPr>
-          <w:ilvl w:val="0"/>
-          <w:numId w:val="56"/>
-        </w:numPr>
+        <w:ind w:left="1080" w:hanging="360"/>
         <w:jc w:val="both"/>
         <w:rPr>
           <w:rFonts w:ascii="Times New Roman" w:hAnsi="Times New Roman" w:cs="Times New Roman"/>
           <w:lang w:val="tr-TR"/>
         </w:rPr>
       </w:pPr>
+      <w:r>
+        <w:rPr>
+          <w:rFonts w:ascii="Times New Roman" w:hAnsi="Times New Roman" w:cs="Times New Roman"/>
+          <w:lang w:val="tr-TR"/>
+        </w:rPr>
+        <w:t xml:space="preserve">a.</w:t>
+        <w:tab/>
+      </w:r>
       <w:r>
         <w:rPr>
           <w:rFonts w:ascii="Times New Roman" w:hAnsi="Times New Roman" w:cs="Times New Roman"/>
@@ -3710,16 +3715,21 @@
     <w:p>
       <w:pPr>
         <w:pStyle w:val="ListParagraph"/>
-        <w:numPr>
-          <w:ilvl w:val="0"/>
-          <w:numId w:val="56"/>
-        </w:numPr>
+        <w:ind w:left="1080" w:hanging="360"/>
         <w:jc w:val="both"/>
         <w:rPr>
           <w:rFonts w:ascii="Times New Roman" w:hAnsi="Times New Roman" w:cs="Times New Roman"/>
           <w:lang w:val="tr-TR"/>
         </w:rPr>
       </w:pPr>
+      <w:r>
+        <w:rPr>
+          <w:rFonts w:ascii="Times New Roman" w:hAnsi="Times New Roman" w:cs="Times New Roman"/>
+          <w:lang w:val="tr-TR"/>
+        </w:rPr>
+        <w:t xml:space="preserve">b.</w:t>
+        <w:tab/>
+      </w:r>
       <w:r>
         <w:rPr>
           <w:rFonts w:ascii="Times New Roman" w:hAnsi="Times New Roman" w:cs="Times New Roman"/>
@@ -3748,16 +3758,21 @@
     <w:p>
       <w:pPr>
         <w:pStyle w:val="ListParagraph"/>
-        <w:numPr>
-          <w:ilvl w:val="0"/>
-          <w:numId w:val="56"/>
-        </w:numPr>
+        <w:ind w:left="1080" w:hanging="360"/>
         <w:jc w:val="both"/>
         <w:rPr>
           <w:rFonts w:ascii="Times New Roman" w:hAnsi="Times New Roman" w:cs="Times New Roman"/>
           <w:lang w:val="tr-TR"/>
         </w:rPr>
       </w:pPr>
+      <w:r>
+        <w:rPr>
+          <w:rFonts w:ascii="Times New Roman" w:hAnsi="Times New Roman" w:cs="Times New Roman"/>
+          <w:lang w:val="tr-TR"/>
+        </w:rPr>
+        <w:t xml:space="preserve">c.</w:t>
+        <w:tab/>
+      </w:r>
       <w:r>
         <w:rPr>
           <w:rFonts w:ascii="Times New Roman" w:hAnsi="Times New Roman" w:cs="Times New Roman"/>
@@ -3786,16 +3801,21 @@
     <w:p>
       <w:pPr>
         <w:pStyle w:val="ListParagraph"/>
-        <w:numPr>
-          <w:ilvl w:val="0"/>
-          <w:numId w:val="56"/>
-        </w:numPr>
+        <w:ind w:left="1080" w:hanging="360"/>
         <w:jc w:val="both"/>
         <w:rPr>
           <w:rFonts w:ascii="Times New Roman" w:hAnsi="Times New Roman" w:cs="Times New Roman"/>
           <w:lang w:val="tr-TR"/>
         </w:rPr>
       </w:pPr>
+      <w:r>
+        <w:rPr>
+          <w:rFonts w:ascii="Times New Roman" w:hAnsi="Times New Roman" w:cs="Times New Roman"/>
+          <w:lang w:val="tr-TR"/>
+        </w:rPr>
+        <w:t xml:space="preserve">ç.</w:t>
+        <w:tab/>
+      </w:r>
       <w:r>
         <w:rPr>
           <w:rFonts w:ascii="Times New Roman" w:hAnsi="Times New Roman" w:cs="Times New Roman"/>

--- a/Kim11-2-12-Asidik-Bazik-Urunler.docx
+++ b/Kim11-2-12-Asidik-Bazik-Urunler.docx
@@ -36,7 +36,7 @@
           <w:rFonts w:ascii="Times New Roman" w:hAnsi="Times New Roman" w:cs="Times New Roman"/>
           <w:lang w:val="tr-TR"/>
         </w:rPr>
-        <w:t xml:space="preserve">Vücudumuzdaki sıvıların pH değerleri dar aralıklarda tutulur. Örneğin sağlıklı bir insanda kanın pH değeri yaklaşık 7,35-7,45 aralığındadır. Mide öz suyu ise sindirim için gerekli olan güçlü asidik ortamı sağlar. Dış ortamın sıcaklığı ya da yediklerimiz değişse de vücudumuz iç ortamını belirli sınırlar içinde sabit tutmaya çalışır (homeostazi). Peki vücut sıvılarındaki asitler ve bazlar arasındaki denge (pH) ile homeostazi arasında nasıl bir ilişki vardır? Her gün kullandığımız diş macunu, ağız çalkalama suyu, cilt temizleyicisi gibi ürünler (Görsel A) ve tükettiğimiz yiyecek-içecekler bu dengeyi nasıl etkiler? Sağlığımız için en uygun ürünü seçerken nelere dikkat etmeliyiz? Bu sorulara Analiz ve Keşif Atölyesi 2.12.’de yürüteceğiniz araştırmayla cevap arayınız. Etkinlikte bir araştırma amacı belirleyecek, deney yaparak bilgi toplayacak, gözlemlerinize dayanarak oluşturduğunuz önermeleri mantıksal denetlemeden geçirecek ve sonunda sağlığınız için en uygun ürüne karar vereceksiniz. Bu süreç, şüpheci ve sorgulayıcı bir bakışla sorumlu kararlar almanızı desteklerken sağlıklı yaşamın değerini fark etmenize de yardımcı olacaktır.</w:t>
+        <w:t xml:space="preserve">Vücudumuzdaki sıvıların pH değerleri dar aralıklarda tutulur. Örneğin sağlıklı bir insanda kanın pH değeri yaklaşık 7,35-7,45 aralığındadır. Mide öz suyu ise sindirim için gerekli olan güçlü asidik ortamı sağlar. Dış ortamın sıcaklığı ya da yediklerimiz değişse de vücudumuz iç ortamını belirli sınırlar içinde sabit tutmaya çalışır (homeostazi). Peki vücut sıvılarındaki asitler ve bazlar arasındaki denge (pH) ile homeostazi arasında nasıl bir ilişki vardır? Her gün kullandığımız diş macunu, ağız çalkalama suyu, cilt temizleyicisi gibi ürünler (Görsel A) ve tükettiğimiz yiyecek-içecekler (Görsel B) bu dengeyi nasıl etkiler? Sağlığımız için en uygun ürünü seçerken nelere dikkat etmeliyiz? Bu sorulara Analiz ve Keşif Atölyesi 2.12.’de yürüteceğiniz araştırmayla cevap arayınız. Etkinlikte bir araştırma amacı belirleyecek, deney yaparak bilgi toplayacak, gözlemlerinize dayanarak oluşturduğunuz önermeleri mantıksal denetlemeden geçirecek ve sonunda sağlığınız için en uygun ürüne karar vereceksiniz. Bu süreç, şüpheci ve sorgulayıcı bir bakışla sorumlu kararlar almanızı desteklerken sağlıklı yaşamın değerini fark etmenize de yardımcı olacaktır.</w:t>
       </w:r>
     </w:p>
     <w:tbl>
@@ -44,24 +44,98 @@
         <w:tblW w:w="9000" w:type="dxa"/>
         <w:jc w:val="center"/>
         <w:tblBorders>
-          <w:top w:val="single" w:sz="8" w:space="0" w:color="7F7F7F"/>
-          <w:left w:val="single" w:sz="8" w:space="0" w:color="7F7F7F"/>
-          <w:bottom w:val="single" w:sz="8" w:space="0" w:color="7F7F7F"/>
-          <w:right w:val="single" w:sz="8" w:space="0" w:color="7F7F7F"/>
+          <w:top w:val="nil"/>
+          <w:left w:val="nil"/>
+          <w:bottom w:val="nil"/>
+          <w:right w:val="nil"/>
+          <w:insideH w:val="nil"/>
+          <w:insideV w:val="nil"/>
         </w:tblBorders>
+        <w:tblLayout w:type="fixed"/>
       </w:tblPr>
       <w:tblGrid>
-        <w:gridCol w:w="9000"/>
+        <w:gridCol w:w="4500"/>
+        <w:gridCol w:w="4500"/>
       </w:tblGrid>
       <w:tr>
         <w:tc>
           <w:tcPr>
-            <w:tcW w:w="9000" w:type="dxa"/>
-            <w:shd w:val="clear" w:color="auto" w:fill="EDEDED"/>
+            <w:tcW w:w="4500" w:type="dxa"/>
           </w:tcPr>
+          <w:tbl>
+            <w:tblPr>
+              <w:tblW w:w="4300" w:type="dxa"/>
+              <w:jc w:val="center"/>
+              <w:tblBorders>
+                <w:top w:val="single" w:sz="8" w:space="0" w:color="7F7F7F"/>
+                <w:left w:val="single" w:sz="8" w:space="0" w:color="7F7F7F"/>
+                <w:bottom w:val="single" w:sz="8" w:space="0" w:color="7F7F7F"/>
+                <w:right w:val="single" w:sz="8" w:space="0" w:color="7F7F7F"/>
+              </w:tblBorders>
+            </w:tblPr>
+            <w:tblGrid>
+              <w:gridCol w:w="4300"/>
+            </w:tblGrid>
+            <w:tr>
+              <w:tc>
+                <w:tcPr>
+                  <w:tcW w:w="4300" w:type="dxa"/>
+                  <w:shd w:val="clear" w:color="auto" w:fill="EDEDED"/>
+                </w:tcPr>
+                <w:p>
+                  <w:pPr>
+                    <w:jc w:val="both"/>
+                    <w:rPr>
+                      <w:rFonts w:ascii="Times New Roman" w:hAnsi="Times New Roman" w:cs="Times New Roman"/>
+                      <w:lang w:val="tr-TR"/>
+                    </w:rPr>
+                  </w:pPr>
+                  <w:r>
+                    <w:rPr>
+                      <w:rFonts w:ascii="Times New Roman" w:hAnsi="Times New Roman" w:cs="Times New Roman"/>
+                      <w:lang w:val="tr-TR"/>
+                    </w:rPr>
+                    <w:t xml:space="preserve">GÖRSEL ALANI (Shutterstock)</w:t>
+                  </w:r>
+                </w:p>
+                <w:p>
+                  <w:pPr>
+                    <w:jc w:val="both"/>
+                    <w:rPr>
+                      <w:rFonts w:ascii="Times New Roman" w:hAnsi="Times New Roman" w:cs="Times New Roman"/>
+                      <w:lang w:val="tr-TR"/>
+                    </w:rPr>
+                  </w:pPr>
+                  <w:r>
+                    <w:rPr>
+                      <w:rFonts w:ascii="Times New Roman" w:hAnsi="Times New Roman" w:cs="Times New Roman"/>
+                      <w:lang w:val="tr-TR"/>
+                    </w:rPr>
+                    <w:t xml:space="preserve">Tarif: Banyo rafında diş fırçası, diş macunu tüpü, ağız çalkalama suyu şişesi ve sıvı sabun; ürünlerde marka/logo görünmesin.</w:t>
+                  </w:r>
+                </w:p>
+                <w:p>
+                  <w:pPr>
+                    <w:jc w:val="both"/>
+                    <w:rPr>
+                      <w:rFonts w:ascii="Times New Roman" w:hAnsi="Times New Roman" w:cs="Times New Roman"/>
+                      <w:lang w:val="tr-TR"/>
+                    </w:rPr>
+                  </w:pPr>
+                  <w:r>
+                    <w:rPr>
+                      <w:rFonts w:ascii="Times New Roman" w:hAnsi="Times New Roman" w:cs="Times New Roman"/>
+                      <w:lang w:val="tr-TR"/>
+                    </w:rPr>
+                    <w:t xml:space="preserve">Shutter ID: 2682398827 (fotoğraf) — Mouthwash, toothbrushes and toothpaste on bathroom shelf</w:t>
+                  </w:r>
+                </w:p>
+              </w:tc>
+            </w:tr>
+          </w:tbl>
           <w:p>
             <w:pPr>
-              <w:jc w:val="both"/>
+              <w:jc w:val="center"/>
               <w:rPr>
                 <w:rFonts w:ascii="Times New Roman" w:hAnsi="Times New Roman" w:cs="Times New Roman"/>
                 <w:lang w:val="tr-TR"/>
@@ -70,14 +144,99 @@
             <w:r>
               <w:rPr>
                 <w:rFonts w:ascii="Times New Roman" w:hAnsi="Times New Roman" w:cs="Times New Roman"/>
+                <w:b/>
+                <w:bCs/>
                 <w:lang w:val="tr-TR"/>
               </w:rPr>
-              <w:t xml:space="preserve">GÖRSEL ALANI (Shutterstock)</w:t>
+              <w:t xml:space="preserve">Görsel A:</w:t>
+            </w:r>
+            <w:r>
+              <w:rPr>
+                <w:rFonts w:ascii="Times New Roman" w:hAnsi="Times New Roman" w:cs="Times New Roman"/>
+                <w:lang w:val="tr-TR"/>
+              </w:rPr>
+              <w:t xml:space="preserve"> Günlük hayatta kullanılan kişisel bakım ürünleri</w:t>
             </w:r>
           </w:p>
+        </w:tc>
+        <w:tc>
+          <w:tcPr>
+            <w:tcW w:w="4500" w:type="dxa"/>
+          </w:tcPr>
+          <w:tbl>
+            <w:tblPr>
+              <w:tblW w:w="4300" w:type="dxa"/>
+              <w:jc w:val="center"/>
+              <w:tblBorders>
+                <w:top w:val="single" w:sz="8" w:space="0" w:color="7F7F7F"/>
+                <w:left w:val="single" w:sz="8" w:space="0" w:color="7F7F7F"/>
+                <w:bottom w:val="single" w:sz="8" w:space="0" w:color="7F7F7F"/>
+                <w:right w:val="single" w:sz="8" w:space="0" w:color="7F7F7F"/>
+              </w:tblBorders>
+            </w:tblPr>
+            <w:tblGrid>
+              <w:gridCol w:w="4300"/>
+            </w:tblGrid>
+            <w:tr>
+              <w:tc>
+                <w:tcPr>
+                  <w:tcW w:w="4300" w:type="dxa"/>
+                  <w:shd w:val="clear" w:color="auto" w:fill="EDEDED"/>
+                </w:tcPr>
+                <w:p>
+                  <w:pPr>
+                    <w:jc w:val="both"/>
+                    <w:rPr>
+                      <w:rFonts w:ascii="Times New Roman" w:hAnsi="Times New Roman" w:cs="Times New Roman"/>
+                      <w:lang w:val="tr-TR"/>
+                    </w:rPr>
+                  </w:pPr>
+                  <w:r>
+                    <w:rPr>
+                      <w:rFonts w:ascii="Times New Roman" w:hAnsi="Times New Roman" w:cs="Times New Roman"/>
+                      <w:lang w:val="tr-TR"/>
+                    </w:rPr>
+                    <w:t xml:space="preserve">GÖRSEL ALANI (Shutterstock)</w:t>
+                  </w:r>
+                </w:p>
+                <w:p>
+                  <w:pPr>
+                    <w:jc w:val="both"/>
+                    <w:rPr>
+                      <w:rFonts w:ascii="Times New Roman" w:hAnsi="Times New Roman" w:cs="Times New Roman"/>
+                      <w:lang w:val="tr-TR"/>
+                    </w:rPr>
+                  </w:pPr>
+                  <w:r>
+                    <w:rPr>
+                      <w:rFonts w:ascii="Times New Roman" w:hAnsi="Times New Roman" w:cs="Times New Roman"/>
+                      <w:lang w:val="tr-TR"/>
+                    </w:rPr>
+                    <w:t xml:space="preserve">Tarif: Bardakta taze sıkılmış portakal suyu ve yanında portakallar.</w:t>
+                  </w:r>
+                </w:p>
+                <w:p>
+                  <w:pPr>
+                    <w:jc w:val="both"/>
+                    <w:rPr>
+                      <w:rFonts w:ascii="Times New Roman" w:hAnsi="Times New Roman" w:cs="Times New Roman"/>
+                      <w:lang w:val="tr-TR"/>
+                    </w:rPr>
+                  </w:pPr>
+                  <w:r>
+                    <w:rPr>
+                      <w:rFonts w:ascii="Times New Roman" w:hAnsi="Times New Roman" w:cs="Times New Roman"/>
+                      <w:lang w:val="tr-TR"/>
+                    </w:rPr>
+                    <w:t xml:space="preserve">Shutter ID: 2820267205 (fotoğraf) — Juicy oranges and freshly squeezed juice in a glass</w:t>
+                  </w:r>
+                </w:p>
+              </w:tc>
+            </w:tr>
+          </w:tbl>
           <w:p>
             <w:pPr>
-              <w:jc w:val="both"/>
+              <w:jc w:val="center"/>
               <w:rPr>
                 <w:rFonts w:ascii="Times New Roman" w:hAnsi="Times New Roman" w:cs="Times New Roman"/>
                 <w:lang w:val="tr-TR"/>
@@ -86,64 +245,23 @@
             <w:r>
               <w:rPr>
                 <w:rFonts w:ascii="Times New Roman" w:hAnsi="Times New Roman" w:cs="Times New Roman"/>
+                <w:b/>
+                <w:bCs/>
                 <w:lang w:val="tr-TR"/>
               </w:rPr>
-              <w:t xml:space="preserve">Tarif: Banyo rafında diş fırçası, diş macunu tüpü, ağız çalkalama suyu şişesi ve sıvı sabun; ürünlerde marka/logo görünmesin.</w:t>
+              <w:t xml:space="preserve">Görsel B:</w:t>
             </w:r>
-          </w:p>
-          <w:p>
-            <w:pPr>
-              <w:jc w:val="both"/>
-              <w:rPr>
-                <w:rFonts w:ascii="Times New Roman" w:hAnsi="Times New Roman" w:cs="Times New Roman"/>
-                <w:lang w:val="tr-TR"/>
-              </w:rPr>
-            </w:pPr>
             <w:r>
               <w:rPr>
                 <w:rFonts w:ascii="Times New Roman" w:hAnsi="Times New Roman" w:cs="Times New Roman"/>
                 <w:lang w:val="tr-TR"/>
               </w:rPr>
-              <w:t xml:space="preserve">Shutter ID: 2682398827 (fotoğraf) — Mouthwash, toothbrushes and toothpaste on bathroom shelf</w:t>
+              <w:t xml:space="preserve"> Asidik bir içecek: portakal suyu</w:t>
             </w:r>
           </w:p>
         </w:tc>
       </w:tr>
     </w:tbl>
-    <w:p>
-      <w:pPr>
-        <w:jc w:val="both"/>
-        <w:rPr>
-          <w:rFonts w:ascii="Times New Roman" w:hAnsi="Times New Roman" w:cs="Times New Roman"/>
-          <w:lang w:val="tr-TR"/>
-        </w:rPr>
-      </w:pPr>
-    </w:p>
-    <w:p>
-      <w:pPr>
-        <w:jc w:val="center"/>
-        <w:rPr>
-          <w:rFonts w:ascii="Times New Roman" w:hAnsi="Times New Roman" w:cs="Times New Roman"/>
-          <w:lang w:val="tr-TR"/>
-        </w:rPr>
-      </w:pPr>
-      <w:r>
-        <w:rPr>
-          <w:rFonts w:ascii="Times New Roman" w:hAnsi="Times New Roman" w:cs="Times New Roman"/>
-          <w:b/>
-          <w:bCs/>
-          <w:lang w:val="tr-TR"/>
-        </w:rPr>
-        <w:t xml:space="preserve">Görsel A:</w:t>
-      </w:r>
-      <w:r>
-        <w:rPr>
-          <w:rFonts w:ascii="Times New Roman" w:hAnsi="Times New Roman" w:cs="Times New Roman"/>
-          <w:lang w:val="tr-TR"/>
-        </w:rPr>
-        <w:t xml:space="preserve"> Günlük hayatta kullanılan kişisel bakım ürünleri</w:t>
-      </w:r>
-    </w:p>
     <w:p>
       <w:pPr>
         <w:keepNext/>
@@ -2529,7 +2647,7 @@
           <w:bCs/>
           <w:lang w:val="tr-TR"/>
         </w:rPr>
-        <w:t xml:space="preserve">Görsel B:</w:t>
+        <w:t xml:space="preserve">Görsel C:</w:t>
       </w:r>
       <w:r>
         <w:rPr>

--- a/Kim11-2-12-Asidik-Bazik-Urunler.docx
+++ b/Kim11-2-12-Asidik-Bazik-Urunler.docx
@@ -2363,7 +2363,7 @@
           <w:rFonts w:ascii="Times New Roman" w:hAnsi="Times New Roman" w:cs="Times New Roman"/>
           <w:lang w:val="tr-TR"/>
         </w:rPr>
-        <w:t xml:space="preserve">Diş ve ağız sağlığı: Diş minesi büyük ölçüde hidroksiapatit adı verilen kalsiyum fosfat yapılı bir mineralden oluşur. Şekerli besinler tüketildikten sonra ağızdaki bakteriler şekerleri parçalayarak asit üretir ve ağız içi pH değeri düşer. pH değeri yaklaşık 5,5’in altına indiğinde diş minesindeki minerallerin çözünmesi belirgin biçimde hızlanır; minenin mineral kaybetmesine demineralizasyon denir. Tükürük, içerdiği hidrojen karbonat (HCO</w:t>
+        <w:t xml:space="preserve">Diş ve ağız sağlığı: Diş minesi büyük ölçüde hidroksiapatit adı verilen kalsiyum fosfat yapılı bir mineralden oluşur. Şekerli besinler tüketildikten sonra ağızdaki bakteriler şekerleri parçalayarak asit üretir ve ağız içi pH değeri düşer. pH değeri yaklaşık 5,5’in altına indiğinde diş minesindeki minerallerin çözünmesi belirgin biçimde hızlanır; minenin mineral kaybetmesine demineralizasyon denir (Görsel C). Tükürük, içerdiği hidrojen karbonat (HCO</w:t>
       </w:r>
       <w:r>
         <w:rPr>
@@ -2387,169 +2387,6 @@
           <w:lang w:val="tr-TR"/>
         </w:rPr>
         <w:t xml:space="preserve">) gibi bazik özellik gösteren iyonlar sayesinde asitleri nötralleştirerek pH’ı yeniden yükseltir ve içerdiği kalsiyum ve fosfat iyonlarıyla minenin onarımına (remineralizasyon) yardımcı olur. Gece uykuda tükürük salgısı azaldığı için ağızda asidik ortam daha uzun süre kalabilir. Bu nedenle yatmadan önce dişlerin fırçalanması ve gece şekerli yiyecek-içecek tüketilmemesi önemlidir. Bir diş macununun koruyuculuğu yalnızca pH değerine bağlı değildir. Diş macunlarındaki florür, mineyi asitlere karşı daha dirençli hâle getirir; macunun aşındırıcılığı ve ağızda kalma süresi de koruyuculuğu etkiler. Çok bazik ürünler ise ağız içindeki yumuşak dokuları tahriş edebilir.</w:t>
-      </w:r>
-    </w:p>
-    <w:p>
-      <w:pPr>
-        <w:jc w:val="both"/>
-        <w:rPr>
-          <w:rFonts w:ascii="Times New Roman" w:hAnsi="Times New Roman" w:cs="Times New Roman"/>
-          <w:lang w:val="tr-TR"/>
-        </w:rPr>
-      </w:pPr>
-      <w:r>
-        <w:rPr>
-          <w:rFonts w:ascii="Times New Roman" w:hAnsi="Times New Roman" w:cs="Times New Roman"/>
-          <w:lang w:val="tr-TR"/>
-        </w:rPr>
-        <w:t xml:space="preserve">Mide sağlığı: Mide öz suyundaki hidroklorik asit, besinlerin sindirimine yardımcı olur ve besinlerle gelen mikroorganizmaların bir kısmını etkisiz hâle getirir. Mide asidinin fazla salgılanması mide ekşimesi ve yanmaya neden olabilir. Antasit adı verilen mide ilaçları magnezyum hidroksit (Mg(OH)</w:t>
-      </w:r>
-      <w:r>
-        <w:rPr>
-          <w:rFonts w:ascii="Times New Roman" w:hAnsi="Times New Roman" w:cs="Times New Roman"/>
-          <w:lang w:val="tr-TR"/>
-          <w:vertAlign w:val="subscript"/>
-        </w:rPr>
-        <w:t xml:space="preserve">2</w:t>
-      </w:r>
-      <w:r>
-        <w:rPr>
-          <w:rFonts w:ascii="Times New Roman" w:hAnsi="Times New Roman" w:cs="Times New Roman"/>
-          <w:lang w:val="tr-TR"/>
-        </w:rPr>
-        <w:t xml:space="preserve">), alüminyum hidroksit (Al(OH)</w:t>
-      </w:r>
-      <w:r>
-        <w:rPr>
-          <w:rFonts w:ascii="Times New Roman" w:hAnsi="Times New Roman" w:cs="Times New Roman"/>
-          <w:lang w:val="tr-TR"/>
-          <w:vertAlign w:val="subscript"/>
-        </w:rPr>
-        <w:t xml:space="preserve">3</w:t>
-      </w:r>
-      <w:r>
-        <w:rPr>
-          <w:rFonts w:ascii="Times New Roman" w:hAnsi="Times New Roman" w:cs="Times New Roman"/>
-          <w:lang w:val="tr-TR"/>
-        </w:rPr>
-        <w:t xml:space="preserve">) veya kalsiyum karbonat (CaCO</w:t>
-      </w:r>
-      <w:r>
-        <w:rPr>
-          <w:rFonts w:ascii="Times New Roman" w:hAnsi="Times New Roman" w:cs="Times New Roman"/>
-          <w:lang w:val="tr-TR"/>
-          <w:vertAlign w:val="subscript"/>
-        </w:rPr>
-        <w:t xml:space="preserve">3</w:t>
-      </w:r>
-      <w:r>
-        <w:rPr>
-          <w:rFonts w:ascii="Times New Roman" w:hAnsi="Times New Roman" w:cs="Times New Roman"/>
-          <w:lang w:val="tr-TR"/>
-        </w:rPr>
-        <w:t xml:space="preserve">) gibi bazik maddeler içerir ve fazla asidi nötralleştirir:</w:t>
-      </w:r>
-    </w:p>
-    <w:p>
-      <w:pPr>
-        <w:jc w:val="center"/>
-        <w:rPr>
-          <w:rFonts w:ascii="Times New Roman" w:hAnsi="Times New Roman" w:cs="Times New Roman"/>
-          <w:lang w:val="tr-TR"/>
-        </w:rPr>
-      </w:pPr>
-      <w:r>
-        <w:rPr>
-          <w:rFonts w:ascii="Times New Roman" w:hAnsi="Times New Roman" w:cs="Times New Roman"/>
-          <w:lang w:val="tr-TR"/>
-        </w:rPr>
-        <w:t xml:space="preserve">Mg(OH)</w:t>
-      </w:r>
-      <w:r>
-        <w:rPr>
-          <w:rFonts w:ascii="Times New Roman" w:hAnsi="Times New Roman" w:cs="Times New Roman"/>
-          <w:vertAlign w:val="subscript"/>
-          <w:lang w:val="tr-TR"/>
-        </w:rPr>
-        <w:t xml:space="preserve">2</w:t>
-      </w:r>
-      <w:r>
-        <w:rPr>
-          <w:rFonts w:ascii="Times New Roman" w:hAnsi="Times New Roman" w:cs="Times New Roman"/>
-          <w:lang w:val="tr-TR"/>
-        </w:rPr>
-        <w:t xml:space="preserve">(k) + 2HCl(suda) → MgCl</w:t>
-      </w:r>
-      <w:r>
-        <w:rPr>
-          <w:rFonts w:ascii="Times New Roman" w:hAnsi="Times New Roman" w:cs="Times New Roman"/>
-          <w:vertAlign w:val="subscript"/>
-          <w:lang w:val="tr-TR"/>
-        </w:rPr>
-        <w:t xml:space="preserve">2</w:t>
-      </w:r>
-      <w:r>
-        <w:rPr>
-          <w:rFonts w:ascii="Times New Roman" w:hAnsi="Times New Roman" w:cs="Times New Roman"/>
-          <w:lang w:val="tr-TR"/>
-        </w:rPr>
-        <w:t xml:space="preserve">(suda) + 2H</w:t>
-      </w:r>
-      <w:r>
-        <w:rPr>
-          <w:rFonts w:ascii="Times New Roman" w:hAnsi="Times New Roman" w:cs="Times New Roman"/>
-          <w:vertAlign w:val="subscript"/>
-          <w:lang w:val="tr-TR"/>
-        </w:rPr>
-        <w:t xml:space="preserve">2</w:t>
-      </w:r>
-      <w:r>
-        <w:rPr>
-          <w:rFonts w:ascii="Times New Roman" w:hAnsi="Times New Roman" w:cs="Times New Roman"/>
-          <w:lang w:val="tr-TR"/>
-        </w:rPr>
-        <w:t xml:space="preserve">O(s)</w:t>
-      </w:r>
-    </w:p>
-    <w:p>
-      <w:pPr>
-        <w:jc w:val="both"/>
-        <w:rPr>
-          <w:rFonts w:ascii="Times New Roman" w:hAnsi="Times New Roman" w:cs="Times New Roman"/>
-          <w:lang w:val="tr-TR"/>
-        </w:rPr>
-      </w:pPr>
-      <w:r>
-        <w:rPr>
-          <w:rFonts w:ascii="Times New Roman" w:hAnsi="Times New Roman" w:cs="Times New Roman"/>
-          <w:lang w:val="tr-TR"/>
-        </w:rPr>
-        <w:t xml:space="preserve">Proton pompası inhibitörleri gibi bazı mide ilaçları ise asidi nötralleştirmek yerine mide hücrelerinin HCl salgılamasını azaltır. İlaçlar mutlaka hekim önerisiyle ve önerilen sürede kullanılmalıdır. Gazlı içecekler, asitli meyve suları ve aşırı baharatlı yiyecekler mide rahatsızlığı olan kişilerde şikâyetleri artırabilir.</w:t>
-      </w:r>
-    </w:p>
-    <w:p>
-      <w:pPr>
-        <w:jc w:val="both"/>
-        <w:rPr>
-          <w:rFonts w:ascii="Times New Roman" w:hAnsi="Times New Roman" w:cs="Times New Roman"/>
-          <w:lang w:val="tr-TR"/>
-        </w:rPr>
-      </w:pPr>
-      <w:r>
-        <w:rPr>
-          <w:rFonts w:ascii="Times New Roman" w:hAnsi="Times New Roman" w:cs="Times New Roman"/>
-          <w:b/>
-          <w:bCs/>
-          <w:lang w:val="tr-TR"/>
-        </w:rPr>
-        <w:t xml:space="preserve">Cilt sağlığı:</w:t>
-      </w:r>
-      <w:r>
-        <w:rPr>
-          <w:rFonts w:ascii="Times New Roman" w:hAnsi="Times New Roman" w:cs="Times New Roman"/>
-          <w:lang w:val="tr-TR"/>
-        </w:rPr>
-        <w:t xml:space="preserve"> Cilt yüzeyi hafif asidik bir tabaka ile kaplıdır. Bu asidik tabaka cildi bazı mikroorganizmalara karşı korur ve cildin nem dengesinin korunmasına yardımcı olur. Geleneksel kalıp sabunlar genellikle baziktir (pH yaklaşık 9-10) ve kullanıldıktan sonra cildin pH değerini geçici olarak yükseltebilir. Hassas ve kuru ciltler için pH değeri cildin doğal pH’ına yakın olan temizleyiciler tercih edilebilir. Cilt bakım ürünleri seçilirken cilt tipi, ürünün içeriği ve kullanım amacı birlikte değerlendirilmelidir.</w:t>
       </w:r>
     </w:p>
     <w:tbl>
@@ -2655,6 +2492,169 @@
           <w:lang w:val="tr-TR"/>
         </w:rPr>
         <w:t xml:space="preserve"> Diş minesi ve asit etkisi</w:t>
+      </w:r>
+    </w:p>
+    <w:p>
+      <w:pPr>
+        <w:jc w:val="both"/>
+        <w:rPr>
+          <w:rFonts w:ascii="Times New Roman" w:hAnsi="Times New Roman" w:cs="Times New Roman"/>
+          <w:lang w:val="tr-TR"/>
+        </w:rPr>
+      </w:pPr>
+      <w:r>
+        <w:rPr>
+          <w:rFonts w:ascii="Times New Roman" w:hAnsi="Times New Roman" w:cs="Times New Roman"/>
+          <w:lang w:val="tr-TR"/>
+        </w:rPr>
+        <w:t xml:space="preserve">Mide sağlığı: Mide öz suyundaki hidroklorik asit, besinlerin sindirimine yardımcı olur ve besinlerle gelen mikroorganizmaların bir kısmını etkisiz hâle getirir. Mide asidinin fazla salgılanması mide ekşimesi ve yanmaya neden olabilir. Antasit adı verilen mide ilaçları magnezyum hidroksit (Mg(OH)</w:t>
+      </w:r>
+      <w:r>
+        <w:rPr>
+          <w:rFonts w:ascii="Times New Roman" w:hAnsi="Times New Roman" w:cs="Times New Roman"/>
+          <w:lang w:val="tr-TR"/>
+          <w:vertAlign w:val="subscript"/>
+        </w:rPr>
+        <w:t xml:space="preserve">2</w:t>
+      </w:r>
+      <w:r>
+        <w:rPr>
+          <w:rFonts w:ascii="Times New Roman" w:hAnsi="Times New Roman" w:cs="Times New Roman"/>
+          <w:lang w:val="tr-TR"/>
+        </w:rPr>
+        <w:t xml:space="preserve">), alüminyum hidroksit (Al(OH)</w:t>
+      </w:r>
+      <w:r>
+        <w:rPr>
+          <w:rFonts w:ascii="Times New Roman" w:hAnsi="Times New Roman" w:cs="Times New Roman"/>
+          <w:lang w:val="tr-TR"/>
+          <w:vertAlign w:val="subscript"/>
+        </w:rPr>
+        <w:t xml:space="preserve">3</w:t>
+      </w:r>
+      <w:r>
+        <w:rPr>
+          <w:rFonts w:ascii="Times New Roman" w:hAnsi="Times New Roman" w:cs="Times New Roman"/>
+          <w:lang w:val="tr-TR"/>
+        </w:rPr>
+        <w:t xml:space="preserve">) veya kalsiyum karbonat (CaCO</w:t>
+      </w:r>
+      <w:r>
+        <w:rPr>
+          <w:rFonts w:ascii="Times New Roman" w:hAnsi="Times New Roman" w:cs="Times New Roman"/>
+          <w:lang w:val="tr-TR"/>
+          <w:vertAlign w:val="subscript"/>
+        </w:rPr>
+        <w:t xml:space="preserve">3</w:t>
+      </w:r>
+      <w:r>
+        <w:rPr>
+          <w:rFonts w:ascii="Times New Roman" w:hAnsi="Times New Roman" w:cs="Times New Roman"/>
+          <w:lang w:val="tr-TR"/>
+        </w:rPr>
+        <w:t xml:space="preserve">) gibi bazik maddeler içerir ve fazla asidi nötralleştirir:</w:t>
+      </w:r>
+    </w:p>
+    <w:p>
+      <w:pPr>
+        <w:jc w:val="center"/>
+        <w:rPr>
+          <w:rFonts w:ascii="Times New Roman" w:hAnsi="Times New Roman" w:cs="Times New Roman"/>
+          <w:lang w:val="tr-TR"/>
+        </w:rPr>
+      </w:pPr>
+      <w:r>
+        <w:rPr>
+          <w:rFonts w:ascii="Times New Roman" w:hAnsi="Times New Roman" w:cs="Times New Roman"/>
+          <w:lang w:val="tr-TR"/>
+        </w:rPr>
+        <w:t xml:space="preserve">Mg(OH)</w:t>
+      </w:r>
+      <w:r>
+        <w:rPr>
+          <w:rFonts w:ascii="Times New Roman" w:hAnsi="Times New Roman" w:cs="Times New Roman"/>
+          <w:vertAlign w:val="subscript"/>
+          <w:lang w:val="tr-TR"/>
+        </w:rPr>
+        <w:t xml:space="preserve">2</w:t>
+      </w:r>
+      <w:r>
+        <w:rPr>
+          <w:rFonts w:ascii="Times New Roman" w:hAnsi="Times New Roman" w:cs="Times New Roman"/>
+          <w:lang w:val="tr-TR"/>
+        </w:rPr>
+        <w:t xml:space="preserve">(k) + 2HCl(suda) → MgCl</w:t>
+      </w:r>
+      <w:r>
+        <w:rPr>
+          <w:rFonts w:ascii="Times New Roman" w:hAnsi="Times New Roman" w:cs="Times New Roman"/>
+          <w:vertAlign w:val="subscript"/>
+          <w:lang w:val="tr-TR"/>
+        </w:rPr>
+        <w:t xml:space="preserve">2</w:t>
+      </w:r>
+      <w:r>
+        <w:rPr>
+          <w:rFonts w:ascii="Times New Roman" w:hAnsi="Times New Roman" w:cs="Times New Roman"/>
+          <w:lang w:val="tr-TR"/>
+        </w:rPr>
+        <w:t xml:space="preserve">(suda) + 2H</w:t>
+      </w:r>
+      <w:r>
+        <w:rPr>
+          <w:rFonts w:ascii="Times New Roman" w:hAnsi="Times New Roman" w:cs="Times New Roman"/>
+          <w:vertAlign w:val="subscript"/>
+          <w:lang w:val="tr-TR"/>
+        </w:rPr>
+        <w:t xml:space="preserve">2</w:t>
+      </w:r>
+      <w:r>
+        <w:rPr>
+          <w:rFonts w:ascii="Times New Roman" w:hAnsi="Times New Roman" w:cs="Times New Roman"/>
+          <w:lang w:val="tr-TR"/>
+        </w:rPr>
+        <w:t xml:space="preserve">O(s)</w:t>
+      </w:r>
+    </w:p>
+    <w:p>
+      <w:pPr>
+        <w:jc w:val="both"/>
+        <w:rPr>
+          <w:rFonts w:ascii="Times New Roman" w:hAnsi="Times New Roman" w:cs="Times New Roman"/>
+          <w:lang w:val="tr-TR"/>
+        </w:rPr>
+      </w:pPr>
+      <w:r>
+        <w:rPr>
+          <w:rFonts w:ascii="Times New Roman" w:hAnsi="Times New Roman" w:cs="Times New Roman"/>
+          <w:lang w:val="tr-TR"/>
+        </w:rPr>
+        <w:t xml:space="preserve">Proton pompası inhibitörleri gibi bazı mide ilaçları ise asidi nötralleştirmek yerine mide hücrelerinin HCl salgılamasını azaltır. İlaçlar mutlaka hekim önerisiyle ve önerilen sürede kullanılmalıdır. Gazlı içecekler, asitli meyve suları ve aşırı baharatlı yiyecekler mide rahatsızlığı olan kişilerde şikâyetleri artırabilir.</w:t>
+      </w:r>
+    </w:p>
+    <w:p>
+      <w:pPr>
+        <w:jc w:val="both"/>
+        <w:rPr>
+          <w:rFonts w:ascii="Times New Roman" w:hAnsi="Times New Roman" w:cs="Times New Roman"/>
+          <w:lang w:val="tr-TR"/>
+        </w:rPr>
+      </w:pPr>
+      <w:r>
+        <w:rPr>
+          <w:rFonts w:ascii="Times New Roman" w:hAnsi="Times New Roman" w:cs="Times New Roman"/>
+          <w:b/>
+          <w:bCs/>
+          <w:lang w:val="tr-TR"/>
+        </w:rPr>
+        <w:t xml:space="preserve">Cilt sağlığı:</w:t>
+      </w:r>
+      <w:r>
+        <w:rPr>
+          <w:rFonts w:ascii="Times New Roman" w:hAnsi="Times New Roman" w:cs="Times New Roman"/>
+          <w:lang w:val="tr-TR"/>
+        </w:rPr>
+        <w:t xml:space="preserve"> Cilt yüzeyi hafif asidik bir tabaka ile kaplıdır. Bu asidik tabaka cildi bazı mikroorganizmalara karşı korur ve cildin nem dengesinin korunmasına yardımcı olur. Geleneksel kalıp sabunlar genellikle baziktir (pH yaklaşık 9-10) ve kullanıldıktan sonra cildin pH değerini geçici olarak yükseltebilir. Hassas ve kuru ciltler için pH değeri cildin doğal pH’ına yakın olan temizleyiciler tercih edilebilir. Cilt bakım ürünleri seçilirken cilt tipi, ürünün içeriği ve kullanım amacı birlikte değerlendirilmelidir.</w:t>
       </w:r>
     </w:p>
     <w:p>

--- a/Kim11-2-12-Asidik-Bazik-Urunler.docx
+++ b/Kim11-2-12-Asidik-Bazik-Urunler.docx
@@ -62,77 +62,60 @@
           <w:tcPr>
             <w:tcW w:w="4500" w:type="dxa"/>
           </w:tcPr>
-          <w:tbl>
-            <w:tblPr>
-              <w:tblW w:w="4300" w:type="dxa"/>
+          <w:p>
+            <w:pPr>
               <w:jc w:val="center"/>
-              <w:tblBorders>
-                <w:top w:val="single" w:sz="8" w:space="0" w:color="7F7F7F"/>
-                <w:left w:val="single" w:sz="8" w:space="0" w:color="7F7F7F"/>
-                <w:bottom w:val="single" w:sz="8" w:space="0" w:color="7F7F7F"/>
-                <w:right w:val="single" w:sz="8" w:space="0" w:color="7F7F7F"/>
-              </w:tblBorders>
-            </w:tblPr>
-            <w:tblGrid>
-              <w:gridCol w:w="4300"/>
-            </w:tblGrid>
-            <w:tr>
-              <w:tc>
-                <w:tcPr>
-                  <w:tcW w:w="4300" w:type="dxa"/>
-                  <w:shd w:val="clear" w:color="auto" w:fill="EDEDED"/>
-                </w:tcPr>
-                <w:p>
-                  <w:pPr>
-                    <w:jc w:val="both"/>
-                    <w:rPr>
-                      <w:rFonts w:ascii="Times New Roman" w:hAnsi="Times New Roman" w:cs="Times New Roman"/>
-                      <w:lang w:val="tr-TR"/>
-                    </w:rPr>
-                  </w:pPr>
-                  <w:r>
-                    <w:rPr>
-                      <w:rFonts w:ascii="Times New Roman" w:hAnsi="Times New Roman" w:cs="Times New Roman"/>
-                      <w:lang w:val="tr-TR"/>
-                    </w:rPr>
-                    <w:t xml:space="preserve">GÖRSEL ALANI (Shutterstock)</w:t>
-                  </w:r>
-                </w:p>
-                <w:p>
-                  <w:pPr>
-                    <w:jc w:val="both"/>
-                    <w:rPr>
-                      <w:rFonts w:ascii="Times New Roman" w:hAnsi="Times New Roman" w:cs="Times New Roman"/>
-                      <w:lang w:val="tr-TR"/>
-                    </w:rPr>
-                  </w:pPr>
-                  <w:r>
-                    <w:rPr>
-                      <w:rFonts w:ascii="Times New Roman" w:hAnsi="Times New Roman" w:cs="Times New Roman"/>
-                      <w:lang w:val="tr-TR"/>
-                    </w:rPr>
-                    <w:t xml:space="preserve">Tarif: Banyo rafında diş fırçası, diş macunu tüpü, ağız çalkalama suyu şişesi ve sıvı sabun; ürünlerde marka/logo görünmesin.</w:t>
-                  </w:r>
-                </w:p>
-                <w:p>
-                  <w:pPr>
-                    <w:jc w:val="both"/>
-                    <w:rPr>
-                      <w:rFonts w:ascii="Times New Roman" w:hAnsi="Times New Roman" w:cs="Times New Roman"/>
-                      <w:lang w:val="tr-TR"/>
-                    </w:rPr>
-                  </w:pPr>
-                  <w:r>
-                    <w:rPr>
-                      <w:rFonts w:ascii="Times New Roman" w:hAnsi="Times New Roman" w:cs="Times New Roman"/>
-                      <w:lang w:val="tr-TR"/>
-                    </w:rPr>
-                    <w:t xml:space="preserve">Shutter ID: 2682398827 (fotoğraf) — Mouthwash, toothbrushes and toothpaste on bathroom shelf</w:t>
-                  </w:r>
-                </w:p>
-              </w:tc>
-            </w:tr>
-          </w:tbl>
+            </w:pPr>
+            <w:r>
+              <w:drawing>
+                <wp:inline xmlns:a="http://schemas.openxmlformats.org/drawingml/2006/main" xmlns:pic="http://schemas.openxmlformats.org/drawingml/2006/picture">
+                  <wp:extent cx="2664000" cy="1953600"/>
+                  <wp:docPr id="900008" name="Picture 900008"/>
+                  <wp:cNvGraphicFramePr>
+                    <a:graphicFrameLocks noChangeAspect="1"/>
+                  </wp:cNvGraphicFramePr>
+                  <a:graphic>
+                    <a:graphicData uri="http://schemas.openxmlformats.org/drawingml/2006/picture">
+                      <pic:pic>
+                        <pic:nvPicPr>
+                          <pic:cNvPr id="0" name="2682398827_d.jpg"/>
+                          <pic:cNvPicPr/>
+                        </pic:nvPicPr>
+                        <pic:blipFill>
+                          <a:blip r:embed="rId11"/>
+                          <a:stretch>
+                            <a:fillRect/>
+                          </a:stretch>
+                        </pic:blipFill>
+                        <pic:spPr>
+                          <a:xfrm>
+                            <a:off x="0" y="0"/>
+                            <a:ext cx="2664000" cy="1953600"/>
+                          </a:xfrm>
+                          <a:prstGeom prst="rect"/>
+                        </pic:spPr>
+                      </pic:pic>
+                    </a:graphicData>
+                  </a:graphic>
+                </wp:inline>
+              </w:drawing>
+            </w:r>
+          </w:p>
+          <w:p>
+            <w:pPr>
+              <w:jc w:val="center"/>
+            </w:pPr>
+            <w:r>
+              <w:rPr>
+                <w:rFonts w:ascii="Times New Roman" w:hAnsi="Times New Roman" w:cs="Times New Roman"/>
+                <w:b/>
+                <w:bCs/>
+                <w:highlight w:val="yellow"/>
+                <w:lang w:val="tr-TR"/>
+              </w:rPr>
+              <w:t xml:space="preserve">Shutter id: 2682398827</w:t>
+            </w:r>
+          </w:p>
           <w:p>
             <w:pPr>
               <w:jc w:val="center"/>
@@ -163,77 +146,60 @@
           <w:tcPr>
             <w:tcW w:w="4500" w:type="dxa"/>
           </w:tcPr>
-          <w:tbl>
-            <w:tblPr>
-              <w:tblW w:w="4300" w:type="dxa"/>
+          <w:p>
+            <w:pPr>
               <w:jc w:val="center"/>
-              <w:tblBorders>
-                <w:top w:val="single" w:sz="8" w:space="0" w:color="7F7F7F"/>
-                <w:left w:val="single" w:sz="8" w:space="0" w:color="7F7F7F"/>
-                <w:bottom w:val="single" w:sz="8" w:space="0" w:color="7F7F7F"/>
-                <w:right w:val="single" w:sz="8" w:space="0" w:color="7F7F7F"/>
-              </w:tblBorders>
-            </w:tblPr>
-            <w:tblGrid>
-              <w:gridCol w:w="4300"/>
-            </w:tblGrid>
-            <w:tr>
-              <w:tc>
-                <w:tcPr>
-                  <w:tcW w:w="4300" w:type="dxa"/>
-                  <w:shd w:val="clear" w:color="auto" w:fill="EDEDED"/>
-                </w:tcPr>
-                <w:p>
-                  <w:pPr>
-                    <w:jc w:val="both"/>
-                    <w:rPr>
-                      <w:rFonts w:ascii="Times New Roman" w:hAnsi="Times New Roman" w:cs="Times New Roman"/>
-                      <w:lang w:val="tr-TR"/>
-                    </w:rPr>
-                  </w:pPr>
-                  <w:r>
-                    <w:rPr>
-                      <w:rFonts w:ascii="Times New Roman" w:hAnsi="Times New Roman" w:cs="Times New Roman"/>
-                      <w:lang w:val="tr-TR"/>
-                    </w:rPr>
-                    <w:t xml:space="preserve">GÖRSEL ALANI (Shutterstock)</w:t>
-                  </w:r>
-                </w:p>
-                <w:p>
-                  <w:pPr>
-                    <w:jc w:val="both"/>
-                    <w:rPr>
-                      <w:rFonts w:ascii="Times New Roman" w:hAnsi="Times New Roman" w:cs="Times New Roman"/>
-                      <w:lang w:val="tr-TR"/>
-                    </w:rPr>
-                  </w:pPr>
-                  <w:r>
-                    <w:rPr>
-                      <w:rFonts w:ascii="Times New Roman" w:hAnsi="Times New Roman" w:cs="Times New Roman"/>
-                      <w:lang w:val="tr-TR"/>
-                    </w:rPr>
-                    <w:t xml:space="preserve">Tarif: Bardakta taze sıkılmış portakal suyu ve yanında portakallar.</w:t>
-                  </w:r>
-                </w:p>
-                <w:p>
-                  <w:pPr>
-                    <w:jc w:val="both"/>
-                    <w:rPr>
-                      <w:rFonts w:ascii="Times New Roman" w:hAnsi="Times New Roman" w:cs="Times New Roman"/>
-                      <w:lang w:val="tr-TR"/>
-                    </w:rPr>
-                  </w:pPr>
-                  <w:r>
-                    <w:rPr>
-                      <w:rFonts w:ascii="Times New Roman" w:hAnsi="Times New Roman" w:cs="Times New Roman"/>
-                      <w:lang w:val="tr-TR"/>
-                    </w:rPr>
-                    <w:t xml:space="preserve">Shutter ID: 2820267205 (fotoğraf) — Juicy oranges and freshly squeezed juice in a glass</w:t>
-                  </w:r>
-                </w:p>
-              </w:tc>
-            </w:tr>
-          </w:tbl>
+            </w:pPr>
+            <w:r>
+              <w:drawing>
+                <wp:inline xmlns:a="http://schemas.openxmlformats.org/drawingml/2006/main" xmlns:pic="http://schemas.openxmlformats.org/drawingml/2006/picture">
+                  <wp:extent cx="2360890" cy="1980000"/>
+                  <wp:docPr id="900009" name="Picture 900009"/>
+                  <wp:cNvGraphicFramePr>
+                    <a:graphicFrameLocks noChangeAspect="1"/>
+                  </wp:cNvGraphicFramePr>
+                  <a:graphic>
+                    <a:graphicData uri="http://schemas.openxmlformats.org/drawingml/2006/picture">
+                      <pic:pic>
+                        <pic:nvPicPr>
+                          <pic:cNvPr id="0" name="2820267205_d.jpg"/>
+                          <pic:cNvPicPr/>
+                        </pic:nvPicPr>
+                        <pic:blipFill>
+                          <a:blip r:embed="rId12"/>
+                          <a:stretch>
+                            <a:fillRect/>
+                          </a:stretch>
+                        </pic:blipFill>
+                        <pic:spPr>
+                          <a:xfrm>
+                            <a:off x="0" y="0"/>
+                            <a:ext cx="2360890" cy="1980000"/>
+                          </a:xfrm>
+                          <a:prstGeom prst="rect"/>
+                        </pic:spPr>
+                      </pic:pic>
+                    </a:graphicData>
+                  </a:graphic>
+                </wp:inline>
+              </w:drawing>
+            </w:r>
+          </w:p>
+          <w:p>
+            <w:pPr>
+              <w:jc w:val="center"/>
+            </w:pPr>
+            <w:r>
+              <w:rPr>
+                <w:rFonts w:ascii="Times New Roman" w:hAnsi="Times New Roman" w:cs="Times New Roman"/>
+                <w:b/>
+                <w:bCs/>
+                <w:highlight w:val="yellow"/>
+                <w:lang w:val="tr-TR"/>
+              </w:rPr>
+              <w:t xml:space="preserve">Shutter id: 2820267205</w:t>
+            </w:r>
+          </w:p>
           <w:p>
             <w:pPr>
               <w:jc w:val="center"/>
@@ -2389,85 +2355,59 @@
         <w:t xml:space="preserve">) gibi bazik özellik gösteren iyonlar sayesinde asitleri nötralleştirerek pH’ı yeniden yükseltir ve içerdiği kalsiyum ve fosfat iyonlarıyla minenin onarımına (remineralizasyon) yardımcı olur. Gece uykuda tükürük salgısı azaldığı için ağızda asidik ortam daha uzun süre kalabilir. Bu nedenle yatmadan önce dişlerin fırçalanması ve gece şekerli yiyecek-içecek tüketilmemesi önemlidir. Bir diş macununun koruyuculuğu yalnızca pH değerine bağlı değildir. Diş macunlarındaki florür, mineyi asitlere karşı daha dirençli hâle getirir; macunun aşındırıcılığı ve ağızda kalma süresi de koruyuculuğu etkiler. Çok bazik ürünler ise ağız içindeki yumuşak dokuları tahriş edebilir.</w:t>
       </w:r>
     </w:p>
-    <w:tbl>
-      <w:tblPr>
-        <w:tblW w:w="9000" w:type="dxa"/>
+    <w:p>
+      <w:pPr>
         <w:jc w:val="center"/>
-        <w:tblBorders>
-          <w:top w:val="single" w:sz="8" w:space="0" w:color="7F7F7F"/>
-          <w:left w:val="single" w:sz="8" w:space="0" w:color="7F7F7F"/>
-          <w:bottom w:val="single" w:sz="8" w:space="0" w:color="7F7F7F"/>
-          <w:right w:val="single" w:sz="8" w:space="0" w:color="7F7F7F"/>
-        </w:tblBorders>
-      </w:tblPr>
-      <w:tblGrid>
-        <w:gridCol w:w="9000"/>
-      </w:tblGrid>
-      <w:tr>
-        <w:tc>
-          <w:tcPr>
-            <w:tcW w:w="9000" w:type="dxa"/>
-            <w:shd w:val="clear" w:color="auto" w:fill="EDEDED"/>
-          </w:tcPr>
-          <w:p>
-            <w:pPr>
-              <w:jc w:val="both"/>
-              <w:rPr>
-                <w:rFonts w:ascii="Times New Roman" w:hAnsi="Times New Roman" w:cs="Times New Roman"/>
-                <w:lang w:val="tr-TR"/>
-              </w:rPr>
-            </w:pPr>
-            <w:r>
-              <w:rPr>
-                <w:rFonts w:ascii="Times New Roman" w:hAnsi="Times New Roman" w:cs="Times New Roman"/>
-                <w:lang w:val="tr-TR"/>
-              </w:rPr>
-              <w:t xml:space="preserve">GÖRSEL ALANI (Shutterstock)</w:t>
-            </w:r>
-          </w:p>
-          <w:p>
-            <w:pPr>
-              <w:jc w:val="both"/>
-              <w:rPr>
-                <w:rFonts w:ascii="Times New Roman" w:hAnsi="Times New Roman" w:cs="Times New Roman"/>
-                <w:lang w:val="tr-TR"/>
-              </w:rPr>
-            </w:pPr>
-            <w:r>
-              <w:rPr>
-                <w:rFonts w:ascii="Times New Roman" w:hAnsi="Times New Roman" w:cs="Times New Roman"/>
-                <w:lang w:val="tr-TR"/>
-              </w:rPr>
-              <w:t xml:space="preserve">Tarif: Sağlıklı diş minesi ile asit etkisiyle yüzeyi aşınmış (demineralize) diş minesini karşılaştıran vektörel kesit çizimi.</w:t>
-            </w:r>
-          </w:p>
-          <w:p>
-            <w:pPr>
-              <w:jc w:val="both"/>
-              <w:rPr>
-                <w:rFonts w:ascii="Times New Roman" w:hAnsi="Times New Roman" w:cs="Times New Roman"/>
-                <w:lang w:val="tr-TR"/>
-              </w:rPr>
-            </w:pPr>
-            <w:r>
-              <w:rPr>
-                <w:rFonts w:ascii="Times New Roman" w:hAnsi="Times New Roman" w:cs="Times New Roman"/>
-                <w:lang w:val="tr-TR"/>
-              </w:rPr>
-              <w:t xml:space="preserve">Shutter ID: 2720078127 (vektör) — Tooth demineralization process</w:t>
-            </w:r>
-          </w:p>
-        </w:tc>
-      </w:tr>
-    </w:tbl>
-    <w:p>
-      <w:pPr>
-        <w:jc w:val="both"/>
-        <w:rPr>
-          <w:rFonts w:ascii="Times New Roman" w:hAnsi="Times New Roman" w:cs="Times New Roman"/>
-          <w:lang w:val="tr-TR"/>
-        </w:rPr>
-      </w:pPr>
+      </w:pPr>
+      <w:r>
+        <w:drawing>
+          <wp:inline xmlns:a="http://schemas.openxmlformats.org/drawingml/2006/main" xmlns:pic="http://schemas.openxmlformats.org/drawingml/2006/picture">
+            <wp:extent cx="2112075" cy="2520000"/>
+            <wp:docPr id="900010" name="Picture 900010"/>
+            <wp:cNvGraphicFramePr>
+              <a:graphicFrameLocks noChangeAspect="1"/>
+            </wp:cNvGraphicFramePr>
+            <a:graphic>
+              <a:graphicData uri="http://schemas.openxmlformats.org/drawingml/2006/picture">
+                <pic:pic>
+                  <pic:nvPicPr>
+                    <pic:cNvPr id="0" name="2720078127_d.jpg"/>
+                    <pic:cNvPicPr/>
+                  </pic:nvPicPr>
+                  <pic:blipFill>
+                    <a:blip r:embed="rId13"/>
+                    <a:stretch>
+                      <a:fillRect/>
+                    </a:stretch>
+                  </pic:blipFill>
+                  <pic:spPr>
+                    <a:xfrm>
+                      <a:off x="0" y="0"/>
+                      <a:ext cx="2112075" cy="2520000"/>
+                    </a:xfrm>
+                    <a:prstGeom prst="rect"/>
+                  </pic:spPr>
+                </pic:pic>
+              </a:graphicData>
+            </a:graphic>
+          </wp:inline>
+        </w:drawing>
+      </w:r>
+    </w:p>
+    <w:p>
+      <w:pPr>
+        <w:jc w:val="center"/>
+      </w:pPr>
+      <w:r>
+        <w:rPr>
+          <w:rFonts w:ascii="Times New Roman" w:hAnsi="Times New Roman" w:cs="Times New Roman"/>
+          <w:b/>
+          <w:bCs/>
+          <w:highlight w:val="yellow"/>
+          <w:lang w:val="tr-TR"/>
+        </w:rPr>
+        <w:t xml:space="preserve">Shutter id: 2720078127</w:t>
+      </w:r>
     </w:p>
     <w:p>
       <w:pPr>

--- a/Kim11-2-12-Asidik-Bazik-Urunler.docx
+++ b/Kim11-2-12-Asidik-Bazik-Urunler.docx
@@ -2407,6 +2407,26 @@
           <w:lang w:val="tr-TR"/>
         </w:rPr>
         <w:t xml:space="preserve">Shutter id: 2720078127</w:t>
+      </w:r>
+    </w:p>
+    <w:p>
+      <w:r>
+        <w:rPr>
+          <w:rFonts w:ascii="Times New Roman" w:hAnsi="Times New Roman" w:cs="Times New Roman"/>
+          <w:b/>
+          <w:highlight w:val="yellow"/>
+          <w:lang w:val="tr-TR"/>
+        </w:rPr>
+        <w:t xml:space="preserve">NOT: </w:t>
+      </w:r>
+      <w:r>
+        <w:rPr>
+          <w:rFonts w:ascii="Times New Roman" w:hAnsi="Times New Roman" w:cs="Times New Roman"/>
+          <w:b w:val="0"/>
+          <w:highlight w:val="yellow"/>
+          <w:lang w:val="tr-TR"/>
+        </w:rPr>
+        <w:t>Görseldeki İngilizce yazılar Türkçeye çevrilecek: Demineralization: Demineralizasyon; Cariogenic Biofilm and Bacteria (görselde yanlış olarak “Carlogenic” yazılmış): Çürük yapıcı biyofilm ve bakteriler; Acid: Asit; Ion discharge: İyon kaybı. İyon formülleri (Ca²⁺, PO₄³⁻, CO₃²⁻) aynen kalır.</w:t>
       </w:r>
     </w:p>
     <w:p>

--- a/Kim11-2-12-Asidik-Bazik-Urunler.docx
+++ b/Kim11-2-12-Asidik-Bazik-Urunler.docx
@@ -2404,7 +2404,7 @@
           <w:rFonts w:ascii="Times New Roman" w:hAnsi="Times New Roman" w:cs="Times New Roman"/>
           <w:lang w:val="tr-TR"/>
         </w:rPr>
-        <w:t>Diş ve ağız sağlığı: Diş minesi büyük ölçüde hidroksiapatit adı verilen kalsiyum fosfat yapılı bir mineralden oluşur. Şekerli besinler tüketildikten sonra ağızdaki bakteriler şekerleri parçalayarak asit üretir ve ağız içi pH değeri düşer (Görsel D). pH değeri yaklaşık 5,5’in altına indiğinde diş minesindeki minerallerin çözünmesi belirgin biçimde hızlanır; minenin mineral kaybetmesine demineralizasyon denir (Görsel C). Tükürük, içerdiği hidrojen karbonat (HCO</w:t>
+        <w:t>Diş ve ağız sağlığı: Diş minesi büyük ölçüde hidroksiapatit adı verilen kalsiyum fosfat yapılı bir mineralden oluşur. Şekerli besinler tüketildikten sonra ağızdaki bakteriler şekerleri parçalayarak asit üretir ve ağız içi pH değeri düşer (Grafik A). pH değeri yaklaşık 5,5’in altına indiğinde diş minesindeki minerallerin çözünmesi belirgin biçimde hızlanır; minenin mineral kaybetmesine demineralizasyon denir (Görsel C). Tükürük, içerdiği hidrojen karbonat (HCO</w:t>
       </w:r>
       <w:r>
         <w:rPr>
@@ -2628,14 +2628,14 @@
                 <w:bCs/>
                 <w:lang w:val="tr-TR"/>
               </w:rPr>
-              <w:t>Görsel D:</w:t>
+              <w:t>Grafik A:</w:t>
             </w:r>
             <w:r>
               <w:rPr>
                 <w:rFonts w:ascii="Times New Roman" w:hAnsi="Times New Roman" w:cs="Times New Roman"/>
                 <w:lang w:val="tr-TR"/>
               </w:rPr>
-              <w:t xml:space="preserve"> Şekerli besin tüketildikten sonra ağız içi pH değerinin zamanla değişimi (temsilî)</w:t>
+              <w:t xml:space="preserve"> Şekerli besin tüketildikten sonra ağız içi pH değerinin zamanla değişimi</w:t>
             </w:r>
           </w:p>
         </w:tc>
